--- a/documentation/Checklist.docx
+++ b/documentation/Checklist.docx
@@ -38,6 +38,104 @@
         <w:sdtPr>
           <w:id w:val="-760524391"/>
           <w14:checkbox>
+            <w14:checked w14:val="1"/>
+            <w14:checkedState w14:val="2612" w14:font="MS Gothic"/>
+            <w14:uncheckedState w14:val="2610" w14:font="MS Gothic"/>
+          </w14:checkbox>
+        </w:sdtPr>
+        <w:sdtContent>
+          <w:r>
+            <w:rPr>
+              <w:rFonts w:ascii="MS Gothic" w:eastAsia="MS Gothic" w:hAnsi="MS Gothic" w:hint="eastAsia"/>
+            </w:rPr>
+            <w:t>☒</w:t>
+          </w:r>
+        </w:sdtContent>
+      </w:sdt>
+      <w:r>
+        <w:t xml:space="preserve"> I chose one grade track and completed every requirement listed under it.</w:t>
+      </w:r>
+    </w:p>
+    <w:p>
+      <w:sdt>
+        <w:sdtPr>
+          <w:id w:val="-1625292365"/>
+          <w14:checkbox>
+            <w14:checked w14:val="1"/>
+            <w14:checkedState w14:val="2612" w14:font="MS Gothic"/>
+            <w14:uncheckedState w14:val="2610" w14:font="MS Gothic"/>
+          </w14:checkbox>
+        </w:sdtPr>
+        <w:sdtContent>
+          <w:r>
+            <w:rPr>
+              <w:rFonts w:ascii="MS Gothic" w:eastAsia="MS Gothic" w:hAnsi="MS Gothic" w:hint="eastAsia"/>
+            </w:rPr>
+            <w:t>☒</w:t>
+          </w:r>
+        </w:sdtContent>
+      </w:sdt>
+      <w:r>
+        <w:t xml:space="preserve"> My Seed Constraint is visible, meaningful and explained in my documentation.</w:t>
+      </w:r>
+    </w:p>
+    <w:p>
+      <w:sdt>
+        <w:sdtPr>
+          <w:id w:val="-1052684584"/>
+          <w14:checkbox>
+            <w14:checked w14:val="1"/>
+            <w14:checkedState w14:val="2612" w14:font="MS Gothic"/>
+            <w14:uncheckedState w14:val="2610" w14:font="MS Gothic"/>
+          </w14:checkbox>
+        </w:sdtPr>
+        <w:sdtContent>
+          <w:r>
+            <w:rPr>
+              <w:rFonts w:ascii="MS Gothic" w:eastAsia="MS Gothic" w:hAnsi="MS Gothic" w:hint="eastAsia"/>
+            </w:rPr>
+            <w:t>☒</w:t>
+          </w:r>
+        </w:sdtContent>
+      </w:sdt>
+      <w:r>
+        <w:t xml:space="preserve"> My Build Log contains at least 8 original, timestamped screenshots for each website page.</w:t>
+      </w:r>
+    </w:p>
+    <w:p>
+      <w:r>
+        <w:t xml:space="preserve"> </w:t>
+      </w:r>
+      <w:sdt>
+        <w:sdtPr>
+          <w:id w:val="-1715258875"/>
+          <w14:checkbox>
+            <w14:checked w14:val="1"/>
+            <w14:checkedState w14:val="2612" w14:font="MS Gothic"/>
+            <w14:uncheckedState w14:val="2610" w14:font="MS Gothic"/>
+          </w14:checkbox>
+        </w:sdtPr>
+        <w:sdtContent>
+          <w:r>
+            <w:rPr>
+              <w:rFonts w:ascii="MS Gothic" w:eastAsia="MS Gothic" w:hAnsi="MS Gothic" w:hint="eastAsia"/>
+            </w:rPr>
+            <w:t>☒</w:t>
+          </w:r>
+        </w:sdtContent>
+      </w:sdt>
+      <w:r>
+        <w:t xml:space="preserve"> My website folder includes every HTML, CSS, image and local asset file needed to open the site.</w:t>
+      </w:r>
+    </w:p>
+    <w:p>
+      <w:r>
+        <w:t xml:space="preserve"> </w:t>
+      </w:r>
+      <w:sdt>
+        <w:sdtPr>
+          <w:id w:val="1348977087"/>
+          <w14:checkbox>
             <w14:checked w14:val="0"/>
             <w14:checkedState w14:val="2612" w14:font="MS Gothic"/>
             <w14:uncheckedState w14:val="2610" w14:font="MS Gothic"/>
@@ -53,53 +151,7 @@
         </w:sdtContent>
       </w:sdt>
       <w:r>
-        <w:t xml:space="preserve"> I chose one grade track and completed every requirement listed under it.</w:t>
-      </w:r>
-    </w:p>
-    <w:p>
-      <w:sdt>
-        <w:sdtPr>
-          <w:id w:val="-1625292365"/>
-          <w14:checkbox>
-            <w14:checked w14:val="0"/>
-            <w14:checkedState w14:val="2612" w14:font="MS Gothic"/>
-            <w14:uncheckedState w14:val="2610" w14:font="MS Gothic"/>
-          </w14:checkbox>
-        </w:sdtPr>
-        <w:sdtContent>
-          <w:r>
-            <w:rPr>
-              <w:rFonts w:ascii="MS Gothic" w:eastAsia="MS Gothic" w:hAnsi="MS Gothic" w:hint="eastAsia"/>
-            </w:rPr>
-            <w:t>☐</w:t>
-          </w:r>
-        </w:sdtContent>
-      </w:sdt>
-      <w:r>
-        <w:t xml:space="preserve"> My Seed Constraint is visible, meaningful and explained in my documentation.</w:t>
-      </w:r>
-    </w:p>
-    <w:p>
-      <w:sdt>
-        <w:sdtPr>
-          <w:id w:val="-1052684584"/>
-          <w14:checkbox>
-            <w14:checked w14:val="0"/>
-            <w14:checkedState w14:val="2612" w14:font="MS Gothic"/>
-            <w14:uncheckedState w14:val="2610" w14:font="MS Gothic"/>
-          </w14:checkbox>
-        </w:sdtPr>
-        <w:sdtContent>
-          <w:r>
-            <w:rPr>
-              <w:rFonts w:ascii="MS Gothic" w:eastAsia="MS Gothic" w:hAnsi="MS Gothic" w:hint="eastAsia"/>
-            </w:rPr>
-            <w:t>☐</w:t>
-          </w:r>
-        </w:sdtContent>
-      </w:sdt>
-      <w:r>
-        <w:t xml:space="preserve"> My Build Log contains at least 8 original, timestamped screenshots for each website page.</w:t>
+        <w:t xml:space="preserve"> My grade-specific Development Documentation is complete, including the required reflection.</w:t>
       </w:r>
     </w:p>
     <w:p>
@@ -108,71 +160,19 @@
       </w:r>
       <w:sdt>
         <w:sdtPr>
-          <w:id w:val="-1715258875"/>
-          <w14:checkbox>
-            <w14:checked w14:val="0"/>
-            <w14:checkedState w14:val="2612" w14:font="MS Gothic"/>
-            <w14:uncheckedState w14:val="2610" w14:font="MS Gothic"/>
-          </w14:checkbox>
-        </w:sdtPr>
-        <w:sdtContent>
-          <w:r>
-            <w:rPr>
-              <w:rFonts w:ascii="MS Gothic" w:eastAsia="MS Gothic" w:hAnsi="MS Gothic" w:hint="eastAsia"/>
-            </w:rPr>
-            <w:t>☐</w:t>
-          </w:r>
-        </w:sdtContent>
-      </w:sdt>
-      <w:r>
-        <w:t xml:space="preserve"> My website folder includes every HTML, CSS, image and local asset file needed to open the site.</w:t>
-      </w:r>
-    </w:p>
-    <w:p>
-      <w:r>
-        <w:t xml:space="preserve"> </w:t>
-      </w:r>
-      <w:sdt>
-        <w:sdtPr>
-          <w:id w:val="1348977087"/>
-          <w14:checkbox>
-            <w14:checked w14:val="0"/>
-            <w14:checkedState w14:val="2612" w14:font="MS Gothic"/>
-            <w14:uncheckedState w14:val="2610" w14:font="MS Gothic"/>
-          </w14:checkbox>
-        </w:sdtPr>
-        <w:sdtContent>
-          <w:r>
-            <w:rPr>
-              <w:rFonts w:ascii="MS Gothic" w:eastAsia="MS Gothic" w:hAnsi="MS Gothic" w:hint="eastAsia"/>
-            </w:rPr>
-            <w:t>☐</w:t>
-          </w:r>
-        </w:sdtContent>
-      </w:sdt>
-      <w:r>
-        <w:t xml:space="preserve"> My grade-specific Development Documentation is complete, including the required reflection.</w:t>
-      </w:r>
-    </w:p>
-    <w:p>
-      <w:r>
-        <w:t xml:space="preserve"> </w:t>
-      </w:r>
-      <w:sdt>
-        <w:sdtPr>
           <w:id w:val="-2101946150"/>
           <w14:checkbox>
-            <w14:checked w14:val="0"/>
-            <w14:checkedState w14:val="2612" w14:font="MS Gothic"/>
-            <w14:uncheckedState w14:val="2610" w14:font="MS Gothic"/>
-          </w14:checkbox>
-        </w:sdtPr>
-        <w:sdtContent>
-          <w:r>
-            <w:rPr>
-              <w:rFonts w:ascii="MS Gothic" w:eastAsia="MS Gothic" w:hAnsi="MS Gothic" w:hint="eastAsia"/>
-            </w:rPr>
-            <w:t>☐</w:t>
+            <w14:checked w14:val="1"/>
+            <w14:checkedState w14:val="2612" w14:font="MS Gothic"/>
+            <w14:uncheckedState w14:val="2610" w14:font="MS Gothic"/>
+          </w14:checkbox>
+        </w:sdtPr>
+        <w:sdtContent>
+          <w:r>
+            <w:rPr>
+              <w:rFonts w:ascii="MS Gothic" w:eastAsia="MS Gothic" w:hAnsi="MS Gothic" w:hint="eastAsia"/>
+            </w:rPr>
+            <w:t>☒</w:t>
           </w:r>
         </w:sdtContent>
       </w:sdt>
@@ -204,17 +204,17 @@
         <w:sdtPr>
           <w:id w:val="1771959945"/>
           <w14:checkbox>
-            <w14:checked w14:val="0"/>
-            <w14:checkedState w14:val="2612" w14:font="MS Gothic"/>
-            <w14:uncheckedState w14:val="2610" w14:font="MS Gothic"/>
-          </w14:checkbox>
-        </w:sdtPr>
-        <w:sdtContent>
-          <w:r>
-            <w:rPr>
-              <w:rFonts w:ascii="MS Gothic" w:eastAsia="MS Gothic" w:hAnsi="MS Gothic" w:hint="eastAsia"/>
-            </w:rPr>
-            <w:t>☐</w:t>
+            <w14:checked w14:val="1"/>
+            <w14:checkedState w14:val="2612" w14:font="MS Gothic"/>
+            <w14:uncheckedState w14:val="2610" w14:font="MS Gothic"/>
+          </w14:checkbox>
+        </w:sdtPr>
+        <w:sdtContent>
+          <w:r>
+            <w:rPr>
+              <w:rFonts w:ascii="MS Gothic" w:eastAsia="MS Gothic" w:hAnsi="MS Gothic" w:hint="eastAsia"/>
+            </w:rPr>
+            <w:t>☒</w:t>
           </w:r>
         </w:sdtContent>
       </w:sdt>
@@ -230,17 +230,17 @@
         <w:sdtPr>
           <w:id w:val="-152755090"/>
           <w14:checkbox>
-            <w14:checked w14:val="0"/>
-            <w14:checkedState w14:val="2612" w14:font="MS Gothic"/>
-            <w14:uncheckedState w14:val="2610" w14:font="MS Gothic"/>
-          </w14:checkbox>
-        </w:sdtPr>
-        <w:sdtContent>
-          <w:r>
-            <w:rPr>
-              <w:rFonts w:ascii="MS Gothic" w:eastAsia="MS Gothic" w:hAnsi="MS Gothic" w:hint="eastAsia"/>
-            </w:rPr>
-            <w:t>☐</w:t>
+            <w14:checked w14:val="1"/>
+            <w14:checkedState w14:val="2612" w14:font="MS Gothic"/>
+            <w14:uncheckedState w14:val="2610" w14:font="MS Gothic"/>
+          </w14:checkbox>
+        </w:sdtPr>
+        <w:sdtContent>
+          <w:r>
+            <w:rPr>
+              <w:rFonts w:ascii="MS Gothic" w:eastAsia="MS Gothic" w:hAnsi="MS Gothic" w:hint="eastAsia"/>
+            </w:rPr>
+            <w:t>☒</w:t>
           </w:r>
         </w:sdtContent>
       </w:sdt>
@@ -256,17 +256,17 @@
         <w:sdtPr>
           <w:id w:val="1488363993"/>
           <w14:checkbox>
-            <w14:checked w14:val="0"/>
-            <w14:checkedState w14:val="2612" w14:font="MS Gothic"/>
-            <w14:uncheckedState w14:val="2610" w14:font="MS Gothic"/>
-          </w14:checkbox>
-        </w:sdtPr>
-        <w:sdtContent>
-          <w:r>
-            <w:rPr>
-              <w:rFonts w:ascii="MS Gothic" w:eastAsia="MS Gothic" w:hAnsi="MS Gothic" w:hint="eastAsia"/>
-            </w:rPr>
-            <w:t>☐</w:t>
+            <w14:checked w14:val="1"/>
+            <w14:checkedState w14:val="2612" w14:font="MS Gothic"/>
+            <w14:uncheckedState w14:val="2610" w14:font="MS Gothic"/>
+          </w14:checkbox>
+        </w:sdtPr>
+        <w:sdtContent>
+          <w:r>
+            <w:rPr>
+              <w:rFonts w:ascii="MS Gothic" w:eastAsia="MS Gothic" w:hAnsi="MS Gothic" w:hint="eastAsia"/>
+            </w:rPr>
+            <w:t>☒</w:t>
           </w:r>
         </w:sdtContent>
       </w:sdt>
@@ -282,17 +282,17 @@
         <w:sdtPr>
           <w:id w:val="996764966"/>
           <w14:checkbox>
-            <w14:checked w14:val="0"/>
-            <w14:checkedState w14:val="2612" w14:font="MS Gothic"/>
-            <w14:uncheckedState w14:val="2610" w14:font="MS Gothic"/>
-          </w14:checkbox>
-        </w:sdtPr>
-        <w:sdtContent>
-          <w:r>
-            <w:rPr>
-              <w:rFonts w:ascii="MS Gothic" w:eastAsia="MS Gothic" w:hAnsi="MS Gothic" w:hint="eastAsia"/>
-            </w:rPr>
-            <w:t>☐</w:t>
+            <w14:checked w14:val="1"/>
+            <w14:checkedState w14:val="2612" w14:font="MS Gothic"/>
+            <w14:uncheckedState w14:val="2610" w14:font="MS Gothic"/>
+          </w14:checkbox>
+        </w:sdtPr>
+        <w:sdtContent>
+          <w:r>
+            <w:rPr>
+              <w:rFonts w:ascii="MS Gothic" w:eastAsia="MS Gothic" w:hAnsi="MS Gothic" w:hint="eastAsia"/>
+            </w:rPr>
+            <w:t>☒</w:t>
           </w:r>
         </w:sdtContent>
       </w:sdt>
@@ -308,17 +308,17 @@
         <w:sdtPr>
           <w:id w:val="-995263276"/>
           <w14:checkbox>
-            <w14:checked w14:val="0"/>
-            <w14:checkedState w14:val="2612" w14:font="MS Gothic"/>
-            <w14:uncheckedState w14:val="2610" w14:font="MS Gothic"/>
-          </w14:checkbox>
-        </w:sdtPr>
-        <w:sdtContent>
-          <w:r>
-            <w:rPr>
-              <w:rFonts w:ascii="MS Gothic" w:eastAsia="MS Gothic" w:hAnsi="MS Gothic" w:hint="eastAsia"/>
-            </w:rPr>
-            <w:t>☐</w:t>
+            <w14:checked w14:val="1"/>
+            <w14:checkedState w14:val="2612" w14:font="MS Gothic"/>
+            <w14:uncheckedState w14:val="2610" w14:font="MS Gothic"/>
+          </w14:checkbox>
+        </w:sdtPr>
+        <w:sdtContent>
+          <w:r>
+            <w:rPr>
+              <w:rFonts w:ascii="MS Gothic" w:eastAsia="MS Gothic" w:hAnsi="MS Gothic" w:hint="eastAsia"/>
+            </w:rPr>
+            <w:t>☒</w:t>
           </w:r>
         </w:sdtContent>
       </w:sdt>
@@ -334,17 +334,17 @@
         <w:sdtPr>
           <w:id w:val="-404147883"/>
           <w14:checkbox>
-            <w14:checked w14:val="0"/>
-            <w14:checkedState w14:val="2612" w14:font="MS Gothic"/>
-            <w14:uncheckedState w14:val="2610" w14:font="MS Gothic"/>
-          </w14:checkbox>
-        </w:sdtPr>
-        <w:sdtContent>
-          <w:r>
-            <w:rPr>
-              <w:rFonts w:ascii="MS Gothic" w:eastAsia="MS Gothic" w:hAnsi="MS Gothic" w:hint="eastAsia"/>
-            </w:rPr>
-            <w:t>☐</w:t>
+            <w14:checked w14:val="1"/>
+            <w14:checkedState w14:val="2612" w14:font="MS Gothic"/>
+            <w14:uncheckedState w14:val="2610" w14:font="MS Gothic"/>
+          </w14:checkbox>
+        </w:sdtPr>
+        <w:sdtContent>
+          <w:r>
+            <w:rPr>
+              <w:rFonts w:ascii="MS Gothic" w:eastAsia="MS Gothic" w:hAnsi="MS Gothic" w:hint="eastAsia"/>
+            </w:rPr>
+            <w:t>☒</w:t>
           </w:r>
         </w:sdtContent>
       </w:sdt>
@@ -373,17 +373,17 @@
         <w:sdtPr>
           <w:id w:val="-299150965"/>
           <w14:checkbox>
-            <w14:checked w14:val="0"/>
-            <w14:checkedState w14:val="2612" w14:font="MS Gothic"/>
-            <w14:uncheckedState w14:val="2610" w14:font="MS Gothic"/>
-          </w14:checkbox>
-        </w:sdtPr>
-        <w:sdtContent>
-          <w:r>
-            <w:rPr>
-              <w:rFonts w:ascii="MS Gothic" w:eastAsia="MS Gothic" w:hAnsi="MS Gothic" w:hint="eastAsia"/>
-            </w:rPr>
-            <w:t>☐</w:t>
+            <w14:checked w14:val="1"/>
+            <w14:checkedState w14:val="2612" w14:font="MS Gothic"/>
+            <w14:uncheckedState w14:val="2610" w14:font="MS Gothic"/>
+          </w14:checkbox>
+        </w:sdtPr>
+        <w:sdtContent>
+          <w:r>
+            <w:rPr>
+              <w:rFonts w:ascii="MS Gothic" w:eastAsia="MS Gothic" w:hAnsi="MS Gothic" w:hint="eastAsia"/>
+            </w:rPr>
+            <w:t>☒</w:t>
           </w:r>
         </w:sdtContent>
       </w:sdt>
@@ -396,17 +396,17 @@
         <w:sdtPr>
           <w:id w:val="1150017421"/>
           <w14:checkbox>
-            <w14:checked w14:val="0"/>
-            <w14:checkedState w14:val="2612" w14:font="MS Gothic"/>
-            <w14:uncheckedState w14:val="2610" w14:font="MS Gothic"/>
-          </w14:checkbox>
-        </w:sdtPr>
-        <w:sdtContent>
-          <w:r>
-            <w:rPr>
-              <w:rFonts w:ascii="MS Gothic" w:eastAsia="MS Gothic" w:hAnsi="MS Gothic" w:hint="eastAsia"/>
-            </w:rPr>
-            <w:t>☐</w:t>
+            <w14:checked w14:val="1"/>
+            <w14:checkedState w14:val="2612" w14:font="MS Gothic"/>
+            <w14:uncheckedState w14:val="2610" w14:font="MS Gothic"/>
+          </w14:checkbox>
+        </w:sdtPr>
+        <w:sdtContent>
+          <w:r>
+            <w:rPr>
+              <w:rFonts w:ascii="MS Gothic" w:eastAsia="MS Gothic" w:hAnsi="MS Gothic" w:hint="eastAsia"/>
+            </w:rPr>
+            <w:t>☒</w:t>
           </w:r>
         </w:sdtContent>
       </w:sdt>
@@ -419,17 +419,17 @@
         <w:sdtPr>
           <w:id w:val="836810679"/>
           <w14:checkbox>
-            <w14:checked w14:val="0"/>
-            <w14:checkedState w14:val="2612" w14:font="MS Gothic"/>
-            <w14:uncheckedState w14:val="2610" w14:font="MS Gothic"/>
-          </w14:checkbox>
-        </w:sdtPr>
-        <w:sdtContent>
-          <w:r>
-            <w:rPr>
-              <w:rFonts w:ascii="MS Gothic" w:eastAsia="MS Gothic" w:hAnsi="MS Gothic" w:hint="eastAsia"/>
-            </w:rPr>
-            <w:t>☐</w:t>
+            <w14:checked w14:val="1"/>
+            <w14:checkedState w14:val="2612" w14:font="MS Gothic"/>
+            <w14:uncheckedState w14:val="2610" w14:font="MS Gothic"/>
+          </w14:checkbox>
+        </w:sdtPr>
+        <w:sdtContent>
+          <w:r>
+            <w:rPr>
+              <w:rFonts w:ascii="MS Gothic" w:eastAsia="MS Gothic" w:hAnsi="MS Gothic" w:hint="eastAsia"/>
+            </w:rPr>
+            <w:t>☒</w:t>
           </w:r>
         </w:sdtContent>
       </w:sdt>
@@ -442,17 +442,17 @@
         <w:sdtPr>
           <w:id w:val="-1958250308"/>
           <w14:checkbox>
-            <w14:checked w14:val="0"/>
-            <w14:checkedState w14:val="2612" w14:font="MS Gothic"/>
-            <w14:uncheckedState w14:val="2610" w14:font="MS Gothic"/>
-          </w14:checkbox>
-        </w:sdtPr>
-        <w:sdtContent>
-          <w:r>
-            <w:rPr>
-              <w:rFonts w:ascii="MS Gothic" w:eastAsia="MS Gothic" w:hAnsi="MS Gothic" w:hint="eastAsia"/>
-            </w:rPr>
-            <w:t>☐</w:t>
+            <w14:checked w14:val="1"/>
+            <w14:checkedState w14:val="2612" w14:font="MS Gothic"/>
+            <w14:uncheckedState w14:val="2610" w14:font="MS Gothic"/>
+          </w14:checkbox>
+        </w:sdtPr>
+        <w:sdtContent>
+          <w:r>
+            <w:rPr>
+              <w:rFonts w:ascii="MS Gothic" w:eastAsia="MS Gothic" w:hAnsi="MS Gothic" w:hint="eastAsia"/>
+            </w:rPr>
+            <w:t>☒</w:t>
           </w:r>
         </w:sdtContent>
       </w:sdt>
@@ -465,17 +465,17 @@
         <w:sdtPr>
           <w:id w:val="333733587"/>
           <w14:checkbox>
-            <w14:checked w14:val="0"/>
-            <w14:checkedState w14:val="2612" w14:font="MS Gothic"/>
-            <w14:uncheckedState w14:val="2610" w14:font="MS Gothic"/>
-          </w14:checkbox>
-        </w:sdtPr>
-        <w:sdtContent>
-          <w:r>
-            <w:rPr>
-              <w:rFonts w:ascii="MS Gothic" w:eastAsia="MS Gothic" w:hAnsi="MS Gothic" w:hint="eastAsia"/>
-            </w:rPr>
-            <w:t>☐</w:t>
+            <w14:checked w14:val="1"/>
+            <w14:checkedState w14:val="2612" w14:font="MS Gothic"/>
+            <w14:uncheckedState w14:val="2610" w14:font="MS Gothic"/>
+          </w14:checkbox>
+        </w:sdtPr>
+        <w:sdtContent>
+          <w:r>
+            <w:rPr>
+              <w:rFonts w:ascii="MS Gothic" w:eastAsia="MS Gothic" w:hAnsi="MS Gothic" w:hint="eastAsia"/>
+            </w:rPr>
+            <w:t>☒</w:t>
           </w:r>
         </w:sdtContent>
       </w:sdt>
@@ -488,17 +488,17 @@
         <w:sdtPr>
           <w:id w:val="1418750081"/>
           <w14:checkbox>
-            <w14:checked w14:val="0"/>
-            <w14:checkedState w14:val="2612" w14:font="MS Gothic"/>
-            <w14:uncheckedState w14:val="2610" w14:font="MS Gothic"/>
-          </w14:checkbox>
-        </w:sdtPr>
-        <w:sdtContent>
-          <w:r>
-            <w:rPr>
-              <w:rFonts w:ascii="MS Gothic" w:eastAsia="MS Gothic" w:hAnsi="MS Gothic" w:hint="eastAsia"/>
-            </w:rPr>
-            <w:t>☐</w:t>
+            <w14:checked w14:val="1"/>
+            <w14:checkedState w14:val="2612" w14:font="MS Gothic"/>
+            <w14:uncheckedState w14:val="2610" w14:font="MS Gothic"/>
+          </w14:checkbox>
+        </w:sdtPr>
+        <w:sdtContent>
+          <w:r>
+            <w:rPr>
+              <w:rFonts w:ascii="MS Gothic" w:eastAsia="MS Gothic" w:hAnsi="MS Gothic" w:hint="eastAsia"/>
+            </w:rPr>
+            <w:t>☒</w:t>
           </w:r>
         </w:sdtContent>
       </w:sdt>
@@ -511,17 +511,17 @@
         <w:sdtPr>
           <w:id w:val="133218163"/>
           <w14:checkbox>
-            <w14:checked w14:val="0"/>
-            <w14:checkedState w14:val="2612" w14:font="MS Gothic"/>
-            <w14:uncheckedState w14:val="2610" w14:font="MS Gothic"/>
-          </w14:checkbox>
-        </w:sdtPr>
-        <w:sdtContent>
-          <w:r>
-            <w:rPr>
-              <w:rFonts w:ascii="MS Gothic" w:eastAsia="MS Gothic" w:hAnsi="MS Gothic" w:hint="eastAsia"/>
-            </w:rPr>
-            <w:t>☐</w:t>
+            <w14:checked w14:val="1"/>
+            <w14:checkedState w14:val="2612" w14:font="MS Gothic"/>
+            <w14:uncheckedState w14:val="2610" w14:font="MS Gothic"/>
+          </w14:checkbox>
+        </w:sdtPr>
+        <w:sdtContent>
+          <w:r>
+            <w:rPr>
+              <w:rFonts w:ascii="MS Gothic" w:eastAsia="MS Gothic" w:hAnsi="MS Gothic" w:hint="eastAsia"/>
+            </w:rPr>
+            <w:t>☒</w:t>
           </w:r>
         </w:sdtContent>
       </w:sdt>
@@ -557,17 +557,17 @@
         <w:sdtPr>
           <w:id w:val="-383946641"/>
           <w14:checkbox>
-            <w14:checked w14:val="0"/>
-            <w14:checkedState w14:val="2612" w14:font="MS Gothic"/>
-            <w14:uncheckedState w14:val="2610" w14:font="MS Gothic"/>
-          </w14:checkbox>
-        </w:sdtPr>
-        <w:sdtContent>
-          <w:r>
-            <w:rPr>
-              <w:rFonts w:ascii="MS Gothic" w:eastAsia="MS Gothic" w:hAnsi="MS Gothic" w:hint="eastAsia"/>
-            </w:rPr>
-            <w:t>☐</w:t>
+            <w14:checked w14:val="1"/>
+            <w14:checkedState w14:val="2612" w14:font="MS Gothic"/>
+            <w14:uncheckedState w14:val="2610" w14:font="MS Gothic"/>
+          </w14:checkbox>
+        </w:sdtPr>
+        <w:sdtContent>
+          <w:r>
+            <w:rPr>
+              <w:rFonts w:ascii="MS Gothic" w:eastAsia="MS Gothic" w:hAnsi="MS Gothic" w:hint="eastAsia"/>
+            </w:rPr>
+            <w:t>☒</w:t>
           </w:r>
         </w:sdtContent>
       </w:sdt>
@@ -580,17 +580,17 @@
         <w:sdtPr>
           <w:id w:val="-975757209"/>
           <w14:checkbox>
-            <w14:checked w14:val="0"/>
-            <w14:checkedState w14:val="2612" w14:font="MS Gothic"/>
-            <w14:uncheckedState w14:val="2610" w14:font="MS Gothic"/>
-          </w14:checkbox>
-        </w:sdtPr>
-        <w:sdtContent>
-          <w:r>
-            <w:rPr>
-              <w:rFonts w:ascii="MS Gothic" w:eastAsia="MS Gothic" w:hAnsi="MS Gothic" w:hint="eastAsia"/>
-            </w:rPr>
-            <w:t>☐</w:t>
+            <w14:checked w14:val="1"/>
+            <w14:checkedState w14:val="2612" w14:font="MS Gothic"/>
+            <w14:uncheckedState w14:val="2610" w14:font="MS Gothic"/>
+          </w14:checkbox>
+        </w:sdtPr>
+        <w:sdtContent>
+          <w:r>
+            <w:rPr>
+              <w:rFonts w:ascii="MS Gothic" w:eastAsia="MS Gothic" w:hAnsi="MS Gothic" w:hint="eastAsia"/>
+            </w:rPr>
+            <w:t>☒</w:t>
           </w:r>
         </w:sdtContent>
       </w:sdt>
@@ -603,17 +603,17 @@
         <w:sdtPr>
           <w:id w:val="-1465187728"/>
           <w14:checkbox>
-            <w14:checked w14:val="0"/>
-            <w14:checkedState w14:val="2612" w14:font="MS Gothic"/>
-            <w14:uncheckedState w14:val="2610" w14:font="MS Gothic"/>
-          </w14:checkbox>
-        </w:sdtPr>
-        <w:sdtContent>
-          <w:r>
-            <w:rPr>
-              <w:rFonts w:ascii="MS Gothic" w:eastAsia="MS Gothic" w:hAnsi="MS Gothic" w:hint="eastAsia"/>
-            </w:rPr>
-            <w:t>☐</w:t>
+            <w14:checked w14:val="1"/>
+            <w14:checkedState w14:val="2612" w14:font="MS Gothic"/>
+            <w14:uncheckedState w14:val="2610" w14:font="MS Gothic"/>
+          </w14:checkbox>
+        </w:sdtPr>
+        <w:sdtContent>
+          <w:r>
+            <w:rPr>
+              <w:rFonts w:ascii="MS Gothic" w:eastAsia="MS Gothic" w:hAnsi="MS Gothic" w:hint="eastAsia"/>
+            </w:rPr>
+            <w:t>☒</w:t>
           </w:r>
         </w:sdtContent>
       </w:sdt>
@@ -626,17 +626,17 @@
         <w:sdtPr>
           <w:id w:val="-257672577"/>
           <w14:checkbox>
-            <w14:checked w14:val="0"/>
-            <w14:checkedState w14:val="2612" w14:font="MS Gothic"/>
-            <w14:uncheckedState w14:val="2610" w14:font="MS Gothic"/>
-          </w14:checkbox>
-        </w:sdtPr>
-        <w:sdtContent>
-          <w:r>
-            <w:rPr>
-              <w:rFonts w:ascii="MS Gothic" w:eastAsia="MS Gothic" w:hAnsi="MS Gothic" w:hint="eastAsia"/>
-            </w:rPr>
-            <w:t>☐</w:t>
+            <w14:checked w14:val="1"/>
+            <w14:checkedState w14:val="2612" w14:font="MS Gothic"/>
+            <w14:uncheckedState w14:val="2610" w14:font="MS Gothic"/>
+          </w14:checkbox>
+        </w:sdtPr>
+        <w:sdtContent>
+          <w:r>
+            <w:rPr>
+              <w:rFonts w:ascii="MS Gothic" w:eastAsia="MS Gothic" w:hAnsi="MS Gothic" w:hint="eastAsia"/>
+            </w:rPr>
+            <w:t>☒</w:t>
           </w:r>
         </w:sdtContent>
       </w:sdt>
@@ -649,30 +649,22 @@
         <w:sdtPr>
           <w:id w:val="-217819490"/>
           <w14:checkbox>
-            <w14:checked w14:val="0"/>
-            <w14:checkedState w14:val="2612" w14:font="MS Gothic"/>
-            <w14:uncheckedState w14:val="2610" w14:font="MS Gothic"/>
-          </w14:checkbox>
-        </w:sdtPr>
-        <w:sdtContent>
-          <w:r>
-            <w:rPr>
-              <w:rFonts w:ascii="MS Gothic" w:eastAsia="MS Gothic" w:hAnsi="MS Gothic" w:hint="eastAsia"/>
-            </w:rPr>
-            <w:t>☐</w:t>
-          </w:r>
-        </w:sdtContent>
-      </w:sdt>
-      <w:r>
-        <w:t xml:space="preserve"> I checked that </w:t>
-      </w:r>
-      <w:proofErr w:type="spellStart"/>
-      <w:r>
-        <w:t>color</w:t>
-      </w:r>
-      <w:proofErr w:type="spellEnd"/>
-      <w:r>
-        <w:t xml:space="preserve"> contrast is sufficient.</w:t>
+            <w14:checked w14:val="1"/>
+            <w14:checkedState w14:val="2612" w14:font="MS Gothic"/>
+            <w14:uncheckedState w14:val="2610" w14:font="MS Gothic"/>
+          </w14:checkbox>
+        </w:sdtPr>
+        <w:sdtContent>
+          <w:r>
+            <w:rPr>
+              <w:rFonts w:ascii="MS Gothic" w:eastAsia="MS Gothic" w:hAnsi="MS Gothic" w:hint="eastAsia"/>
+            </w:rPr>
+            <w:t>☒</w:t>
+          </w:r>
+        </w:sdtContent>
+      </w:sdt>
+      <w:r>
+        <w:t xml:space="preserve"> I checked that color contrast is sufficient.</w:t>
       </w:r>
     </w:p>
     <w:p>
@@ -680,30 +672,22 @@
         <w:sdtPr>
           <w:id w:val="-1371983555"/>
           <w14:checkbox>
-            <w14:checked w14:val="0"/>
-            <w14:checkedState w14:val="2612" w14:font="MS Gothic"/>
-            <w14:uncheckedState w14:val="2610" w14:font="MS Gothic"/>
-          </w14:checkbox>
-        </w:sdtPr>
-        <w:sdtContent>
-          <w:r>
-            <w:rPr>
-              <w:rFonts w:ascii="MS Gothic" w:eastAsia="MS Gothic" w:hAnsi="MS Gothic" w:hint="eastAsia"/>
-            </w:rPr>
-            <w:t>☐</w:t>
-          </w:r>
-        </w:sdtContent>
-      </w:sdt>
-      <w:r>
-        <w:t xml:space="preserve"> I did not rely on </w:t>
-      </w:r>
-      <w:proofErr w:type="spellStart"/>
-      <w:r>
-        <w:t>color</w:t>
-      </w:r>
-      <w:proofErr w:type="spellEnd"/>
-      <w:r>
-        <w:t xml:space="preserve"> alone to communicate important information.</w:t>
+            <w14:checked w14:val="1"/>
+            <w14:checkedState w14:val="2612" w14:font="MS Gothic"/>
+            <w14:uncheckedState w14:val="2610" w14:font="MS Gothic"/>
+          </w14:checkbox>
+        </w:sdtPr>
+        <w:sdtContent>
+          <w:r>
+            <w:rPr>
+              <w:rFonts w:ascii="MS Gothic" w:eastAsia="MS Gothic" w:hAnsi="MS Gothic" w:hint="eastAsia"/>
+            </w:rPr>
+            <w:t>☒</w:t>
+          </w:r>
+        </w:sdtContent>
+      </w:sdt>
+      <w:r>
+        <w:t xml:space="preserve"> I did not rely on color alone to communicate important information.</w:t>
       </w:r>
     </w:p>
     <w:p/>
@@ -749,15 +733,7 @@
         </w:sdtContent>
       </w:sdt>
       <w:r>
-        <w:t xml:space="preserve"> I documented my </w:t>
-      </w:r>
-      <w:proofErr w:type="spellStart"/>
-      <w:r>
-        <w:t>color</w:t>
-      </w:r>
-      <w:proofErr w:type="spellEnd"/>
-      <w:r>
-        <w:t xml:space="preserve"> palette.</w:t>
+        <w:t xml:space="preserve"> I documented my color palette.</w:t>
       </w:r>
     </w:p>
     <w:p>
@@ -880,17 +856,17 @@
         <w:sdtPr>
           <w:id w:val="-317424028"/>
           <w14:checkbox>
-            <w14:checked w14:val="0"/>
-            <w14:checkedState w14:val="2612" w14:font="MS Gothic"/>
-            <w14:uncheckedState w14:val="2610" w14:font="MS Gothic"/>
-          </w14:checkbox>
-        </w:sdtPr>
-        <w:sdtContent>
-          <w:r>
-            <w:rPr>
-              <w:rFonts w:ascii="MS Gothic" w:eastAsia="MS Gothic" w:hAnsi="MS Gothic" w:hint="eastAsia"/>
-            </w:rPr>
-            <w:t>☐</w:t>
+            <w14:checked w14:val="1"/>
+            <w14:checkedState w14:val="2612" w14:font="MS Gothic"/>
+            <w14:uncheckedState w14:val="2610" w14:font="MS Gothic"/>
+          </w14:checkbox>
+        </w:sdtPr>
+        <w:sdtContent>
+          <w:r>
+            <w:rPr>
+              <w:rFonts w:ascii="MS Gothic" w:eastAsia="MS Gothic" w:hAnsi="MS Gothic" w:hint="eastAsia"/>
+            </w:rPr>
+            <w:t>☒</w:t>
           </w:r>
         </w:sdtContent>
       </w:sdt>
@@ -919,17 +895,17 @@
         <w:sdtPr>
           <w:id w:val="49360999"/>
           <w14:checkbox>
-            <w14:checked w14:val="0"/>
-            <w14:checkedState w14:val="2612" w14:font="MS Gothic"/>
-            <w14:uncheckedState w14:val="2610" w14:font="MS Gothic"/>
-          </w14:checkbox>
-        </w:sdtPr>
-        <w:sdtContent>
-          <w:r>
-            <w:rPr>
-              <w:rFonts w:ascii="MS Gothic" w:eastAsia="MS Gothic" w:hAnsi="MS Gothic" w:hint="eastAsia"/>
-            </w:rPr>
-            <w:t>☐</w:t>
+            <w14:checked w14:val="1"/>
+            <w14:checkedState w14:val="2612" w14:font="MS Gothic"/>
+            <w14:uncheckedState w14:val="2610" w14:font="MS Gothic"/>
+          </w14:checkbox>
+        </w:sdtPr>
+        <w:sdtContent>
+          <w:r>
+            <w:rPr>
+              <w:rFonts w:ascii="MS Gothic" w:eastAsia="MS Gothic" w:hAnsi="MS Gothic" w:hint="eastAsia"/>
+            </w:rPr>
+            <w:t>☒</w:t>
           </w:r>
         </w:sdtContent>
       </w:sdt>
@@ -942,17 +918,17 @@
         <w:sdtPr>
           <w:id w:val="1712613159"/>
           <w14:checkbox>
-            <w14:checked w14:val="0"/>
-            <w14:checkedState w14:val="2612" w14:font="MS Gothic"/>
-            <w14:uncheckedState w14:val="2610" w14:font="MS Gothic"/>
-          </w14:checkbox>
-        </w:sdtPr>
-        <w:sdtContent>
-          <w:r>
-            <w:rPr>
-              <w:rFonts w:ascii="MS Gothic" w:eastAsia="MS Gothic" w:hAnsi="MS Gothic" w:hint="eastAsia"/>
-            </w:rPr>
-            <w:t>☐</w:t>
+            <w14:checked w14:val="1"/>
+            <w14:checkedState w14:val="2612" w14:font="MS Gothic"/>
+            <w14:uncheckedState w14:val="2610" w14:font="MS Gothic"/>
+          </w14:checkbox>
+        </w:sdtPr>
+        <w:sdtContent>
+          <w:r>
+            <w:rPr>
+              <w:rFonts w:ascii="MS Gothic" w:eastAsia="MS Gothic" w:hAnsi="MS Gothic" w:hint="eastAsia"/>
+            </w:rPr>
+            <w:t>☒</w:t>
           </w:r>
         </w:sdtContent>
       </w:sdt>
@@ -965,17 +941,17 @@
         <w:sdtPr>
           <w:id w:val="1764024851"/>
           <w14:checkbox>
-            <w14:checked w14:val="0"/>
-            <w14:checkedState w14:val="2612" w14:font="MS Gothic"/>
-            <w14:uncheckedState w14:val="2610" w14:font="MS Gothic"/>
-          </w14:checkbox>
-        </w:sdtPr>
-        <w:sdtContent>
-          <w:r>
-            <w:rPr>
-              <w:rFonts w:ascii="MS Gothic" w:eastAsia="MS Gothic" w:hAnsi="MS Gothic" w:hint="eastAsia"/>
-            </w:rPr>
-            <w:t>☐</w:t>
+            <w14:checked w14:val="1"/>
+            <w14:checkedState w14:val="2612" w14:font="MS Gothic"/>
+            <w14:uncheckedState w14:val="2610" w14:font="MS Gothic"/>
+          </w14:checkbox>
+        </w:sdtPr>
+        <w:sdtContent>
+          <w:r>
+            <w:rPr>
+              <w:rFonts w:ascii="MS Gothic" w:eastAsia="MS Gothic" w:hAnsi="MS Gothic" w:hint="eastAsia"/>
+            </w:rPr>
+            <w:t>☒</w:t>
           </w:r>
         </w:sdtContent>
       </w:sdt>
@@ -988,17 +964,17 @@
         <w:sdtPr>
           <w:id w:val="1866176272"/>
           <w14:checkbox>
-            <w14:checked w14:val="0"/>
-            <w14:checkedState w14:val="2612" w14:font="MS Gothic"/>
-            <w14:uncheckedState w14:val="2610" w14:font="MS Gothic"/>
-          </w14:checkbox>
-        </w:sdtPr>
-        <w:sdtContent>
-          <w:r>
-            <w:rPr>
-              <w:rFonts w:ascii="MS Gothic" w:eastAsia="MS Gothic" w:hAnsi="MS Gothic" w:hint="eastAsia"/>
-            </w:rPr>
-            <w:t>☐</w:t>
+            <w14:checked w14:val="1"/>
+            <w14:checkedState w14:val="2612" w14:font="MS Gothic"/>
+            <w14:uncheckedState w14:val="2610" w14:font="MS Gothic"/>
+          </w14:checkbox>
+        </w:sdtPr>
+        <w:sdtContent>
+          <w:r>
+            <w:rPr>
+              <w:rFonts w:ascii="MS Gothic" w:eastAsia="MS Gothic" w:hAnsi="MS Gothic" w:hint="eastAsia"/>
+            </w:rPr>
+            <w:t>☒</w:t>
           </w:r>
         </w:sdtContent>
       </w:sdt>
@@ -1011,17 +987,17 @@
         <w:sdtPr>
           <w:id w:val="-515850088"/>
           <w14:checkbox>
-            <w14:checked w14:val="0"/>
-            <w14:checkedState w14:val="2612" w14:font="MS Gothic"/>
-            <w14:uncheckedState w14:val="2610" w14:font="MS Gothic"/>
-          </w14:checkbox>
-        </w:sdtPr>
-        <w:sdtContent>
-          <w:r>
-            <w:rPr>
-              <w:rFonts w:ascii="MS Gothic" w:eastAsia="MS Gothic" w:hAnsi="MS Gothic" w:hint="eastAsia"/>
-            </w:rPr>
-            <w:t>☐</w:t>
+            <w14:checked w14:val="1"/>
+            <w14:checkedState w14:val="2612" w14:font="MS Gothic"/>
+            <w14:uncheckedState w14:val="2610" w14:font="MS Gothic"/>
+          </w14:checkbox>
+        </w:sdtPr>
+        <w:sdtContent>
+          <w:r>
+            <w:rPr>
+              <w:rFonts w:ascii="MS Gothic" w:eastAsia="MS Gothic" w:hAnsi="MS Gothic" w:hint="eastAsia"/>
+            </w:rPr>
+            <w:t>☒</w:t>
           </w:r>
         </w:sdtContent>
       </w:sdt>
@@ -1034,17 +1010,17 @@
         <w:sdtPr>
           <w:id w:val="-239798559"/>
           <w14:checkbox>
-            <w14:checked w14:val="0"/>
-            <w14:checkedState w14:val="2612" w14:font="MS Gothic"/>
-            <w14:uncheckedState w14:val="2610" w14:font="MS Gothic"/>
-          </w14:checkbox>
-        </w:sdtPr>
-        <w:sdtContent>
-          <w:r>
-            <w:rPr>
-              <w:rFonts w:ascii="MS Gothic" w:eastAsia="MS Gothic" w:hAnsi="MS Gothic" w:hint="eastAsia"/>
-            </w:rPr>
-            <w:t>☐</w:t>
+            <w14:checked w14:val="1"/>
+            <w14:checkedState w14:val="2612" w14:font="MS Gothic"/>
+            <w14:uncheckedState w14:val="2610" w14:font="MS Gothic"/>
+          </w14:checkbox>
+        </w:sdtPr>
+        <w:sdtContent>
+          <w:r>
+            <w:rPr>
+              <w:rFonts w:ascii="MS Gothic" w:eastAsia="MS Gothic" w:hAnsi="MS Gothic" w:hint="eastAsia"/>
+            </w:rPr>
+            <w:t>☒</w:t>
           </w:r>
         </w:sdtContent>
       </w:sdt>
@@ -1057,17 +1033,17 @@
         <w:sdtPr>
           <w:id w:val="-880173585"/>
           <w14:checkbox>
-            <w14:checked w14:val="0"/>
-            <w14:checkedState w14:val="2612" w14:font="MS Gothic"/>
-            <w14:uncheckedState w14:val="2610" w14:font="MS Gothic"/>
-          </w14:checkbox>
-        </w:sdtPr>
-        <w:sdtContent>
-          <w:r>
-            <w:rPr>
-              <w:rFonts w:ascii="MS Gothic" w:eastAsia="MS Gothic" w:hAnsi="MS Gothic" w:hint="eastAsia"/>
-            </w:rPr>
-            <w:t>☐</w:t>
+            <w14:checked w14:val="1"/>
+            <w14:checkedState w14:val="2612" w14:font="MS Gothic"/>
+            <w14:uncheckedState w14:val="2610" w14:font="MS Gothic"/>
+          </w14:checkbox>
+        </w:sdtPr>
+        <w:sdtContent>
+          <w:r>
+            <w:rPr>
+              <w:rFonts w:ascii="MS Gothic" w:eastAsia="MS Gothic" w:hAnsi="MS Gothic" w:hint="eastAsia"/>
+            </w:rPr>
+            <w:t>☒</w:t>
           </w:r>
         </w:sdtContent>
       </w:sdt>
@@ -1098,17 +1074,17 @@
         <w:sdtPr>
           <w:id w:val="1898620035"/>
           <w14:checkbox>
-            <w14:checked w14:val="0"/>
-            <w14:checkedState w14:val="2612" w14:font="MS Gothic"/>
-            <w14:uncheckedState w14:val="2610" w14:font="MS Gothic"/>
-          </w14:checkbox>
-        </w:sdtPr>
-        <w:sdtContent>
-          <w:r>
-            <w:rPr>
-              <w:rFonts w:ascii="MS Gothic" w:eastAsia="MS Gothic" w:hAnsi="MS Gothic" w:hint="eastAsia"/>
-            </w:rPr>
-            <w:t>☐</w:t>
+            <w14:checked w14:val="1"/>
+            <w14:checkedState w14:val="2612" w14:font="MS Gothic"/>
+            <w14:uncheckedState w14:val="2610" w14:font="MS Gothic"/>
+          </w14:checkbox>
+        </w:sdtPr>
+        <w:sdtContent>
+          <w:r>
+            <w:rPr>
+              <w:rFonts w:ascii="MS Gothic" w:eastAsia="MS Gothic" w:hAnsi="MS Gothic" w:hint="eastAsia"/>
+            </w:rPr>
+            <w:t>☒</w:t>
           </w:r>
         </w:sdtContent>
       </w:sdt>
@@ -1121,17 +1097,17 @@
         <w:sdtPr>
           <w:id w:val="-491249490"/>
           <w14:checkbox>
-            <w14:checked w14:val="0"/>
-            <w14:checkedState w14:val="2612" w14:font="MS Gothic"/>
-            <w14:uncheckedState w14:val="2610" w14:font="MS Gothic"/>
-          </w14:checkbox>
-        </w:sdtPr>
-        <w:sdtContent>
-          <w:r>
-            <w:rPr>
-              <w:rFonts w:ascii="MS Gothic" w:eastAsia="MS Gothic" w:hAnsi="MS Gothic" w:hint="eastAsia"/>
-            </w:rPr>
-            <w:t>☐</w:t>
+            <w14:checked w14:val="1"/>
+            <w14:checkedState w14:val="2612" w14:font="MS Gothic"/>
+            <w14:uncheckedState w14:val="2610" w14:font="MS Gothic"/>
+          </w14:checkbox>
+        </w:sdtPr>
+        <w:sdtContent>
+          <w:r>
+            <w:rPr>
+              <w:rFonts w:ascii="MS Gothic" w:eastAsia="MS Gothic" w:hAnsi="MS Gothic" w:hint="eastAsia"/>
+            </w:rPr>
+            <w:t>☒</w:t>
           </w:r>
         </w:sdtContent>
       </w:sdt>
@@ -1144,17 +1120,17 @@
         <w:sdtPr>
           <w:id w:val="2055966087"/>
           <w14:checkbox>
-            <w14:checked w14:val="0"/>
-            <w14:checkedState w14:val="2612" w14:font="MS Gothic"/>
-            <w14:uncheckedState w14:val="2610" w14:font="MS Gothic"/>
-          </w14:checkbox>
-        </w:sdtPr>
-        <w:sdtContent>
-          <w:r>
-            <w:rPr>
-              <w:rFonts w:ascii="MS Gothic" w:eastAsia="MS Gothic" w:hAnsi="MS Gothic" w:hint="eastAsia"/>
-            </w:rPr>
-            <w:t>☐</w:t>
+            <w14:checked w14:val="1"/>
+            <w14:checkedState w14:val="2612" w14:font="MS Gothic"/>
+            <w14:uncheckedState w14:val="2610" w14:font="MS Gothic"/>
+          </w14:checkbox>
+        </w:sdtPr>
+        <w:sdtContent>
+          <w:r>
+            <w:rPr>
+              <w:rFonts w:ascii="MS Gothic" w:eastAsia="MS Gothic" w:hAnsi="MS Gothic" w:hint="eastAsia"/>
+            </w:rPr>
+            <w:t>☒</w:t>
           </w:r>
         </w:sdtContent>
       </w:sdt>
@@ -1167,17 +1143,17 @@
         <w:sdtPr>
           <w:id w:val="-13077441"/>
           <w14:checkbox>
-            <w14:checked w14:val="0"/>
-            <w14:checkedState w14:val="2612" w14:font="MS Gothic"/>
-            <w14:uncheckedState w14:val="2610" w14:font="MS Gothic"/>
-          </w14:checkbox>
-        </w:sdtPr>
-        <w:sdtContent>
-          <w:r>
-            <w:rPr>
-              <w:rFonts w:ascii="MS Gothic" w:eastAsia="MS Gothic" w:hAnsi="MS Gothic" w:hint="eastAsia"/>
-            </w:rPr>
-            <w:t>☐</w:t>
+            <w14:checked w14:val="1"/>
+            <w14:checkedState w14:val="2612" w14:font="MS Gothic"/>
+            <w14:uncheckedState w14:val="2610" w14:font="MS Gothic"/>
+          </w14:checkbox>
+        </w:sdtPr>
+        <w:sdtContent>
+          <w:r>
+            <w:rPr>
+              <w:rFonts w:ascii="MS Gothic" w:eastAsia="MS Gothic" w:hAnsi="MS Gothic" w:hint="eastAsia"/>
+            </w:rPr>
+            <w:t>☒</w:t>
           </w:r>
         </w:sdtContent>
       </w:sdt>
@@ -1190,17 +1166,17 @@
         <w:sdtPr>
           <w:id w:val="-187214850"/>
           <w14:checkbox>
-            <w14:checked w14:val="0"/>
-            <w14:checkedState w14:val="2612" w14:font="MS Gothic"/>
-            <w14:uncheckedState w14:val="2610" w14:font="MS Gothic"/>
-          </w14:checkbox>
-        </w:sdtPr>
-        <w:sdtContent>
-          <w:r>
-            <w:rPr>
-              <w:rFonts w:ascii="MS Gothic" w:eastAsia="MS Gothic" w:hAnsi="MS Gothic" w:hint="eastAsia"/>
-            </w:rPr>
-            <w:t>☐</w:t>
+            <w14:checked w14:val="1"/>
+            <w14:checkedState w14:val="2612" w14:font="MS Gothic"/>
+            <w14:uncheckedState w14:val="2610" w14:font="MS Gothic"/>
+          </w14:checkbox>
+        </w:sdtPr>
+        <w:sdtContent>
+          <w:r>
+            <w:rPr>
+              <w:rFonts w:ascii="MS Gothic" w:eastAsia="MS Gothic" w:hAnsi="MS Gothic" w:hint="eastAsia"/>
+            </w:rPr>
+            <w:t>☒</w:t>
           </w:r>
         </w:sdtContent>
       </w:sdt>
@@ -1213,17 +1189,17 @@
         <w:sdtPr>
           <w:id w:val="1824236716"/>
           <w14:checkbox>
-            <w14:checked w14:val="0"/>
-            <w14:checkedState w14:val="2612" w14:font="MS Gothic"/>
-            <w14:uncheckedState w14:val="2610" w14:font="MS Gothic"/>
-          </w14:checkbox>
-        </w:sdtPr>
-        <w:sdtContent>
-          <w:r>
-            <w:rPr>
-              <w:rFonts w:ascii="MS Gothic" w:eastAsia="MS Gothic" w:hAnsi="MS Gothic" w:hint="eastAsia"/>
-            </w:rPr>
-            <w:t>☐</w:t>
+            <w14:checked w14:val="1"/>
+            <w14:checkedState w14:val="2612" w14:font="MS Gothic"/>
+            <w14:uncheckedState w14:val="2610" w14:font="MS Gothic"/>
+          </w14:checkbox>
+        </w:sdtPr>
+        <w:sdtContent>
+          <w:r>
+            <w:rPr>
+              <w:rFonts w:ascii="MS Gothic" w:eastAsia="MS Gothic" w:hAnsi="MS Gothic" w:hint="eastAsia"/>
+            </w:rPr>
+            <w:t>☒</w:t>
           </w:r>
         </w:sdtContent>
       </w:sdt>
@@ -1259,17 +1235,17 @@
         <w:sdtPr>
           <w:id w:val="1538620503"/>
           <w14:checkbox>
-            <w14:checked w14:val="0"/>
-            <w14:checkedState w14:val="2612" w14:font="MS Gothic"/>
-            <w14:uncheckedState w14:val="2610" w14:font="MS Gothic"/>
-          </w14:checkbox>
-        </w:sdtPr>
-        <w:sdtContent>
-          <w:r>
-            <w:rPr>
-              <w:rFonts w:ascii="MS Gothic" w:eastAsia="MS Gothic" w:hAnsi="MS Gothic" w:hint="eastAsia"/>
-            </w:rPr>
-            <w:t>☐</w:t>
+            <w14:checked w14:val="1"/>
+            <w14:checkedState w14:val="2612" w14:font="MS Gothic"/>
+            <w14:uncheckedState w14:val="2610" w14:font="MS Gothic"/>
+          </w14:checkbox>
+        </w:sdtPr>
+        <w:sdtContent>
+          <w:r>
+            <w:rPr>
+              <w:rFonts w:ascii="MS Gothic" w:eastAsia="MS Gothic" w:hAnsi="MS Gothic" w:hint="eastAsia"/>
+            </w:rPr>
+            <w:t>☒</w:t>
           </w:r>
         </w:sdtContent>
       </w:sdt>
@@ -1282,17 +1258,17 @@
         <w:sdtPr>
           <w:id w:val="-2128148569"/>
           <w14:checkbox>
-            <w14:checked w14:val="0"/>
-            <w14:checkedState w14:val="2612" w14:font="MS Gothic"/>
-            <w14:uncheckedState w14:val="2610" w14:font="MS Gothic"/>
-          </w14:checkbox>
-        </w:sdtPr>
-        <w:sdtContent>
-          <w:r>
-            <w:rPr>
-              <w:rFonts w:ascii="MS Gothic" w:eastAsia="MS Gothic" w:hAnsi="MS Gothic" w:hint="eastAsia"/>
-            </w:rPr>
-            <w:t>☐</w:t>
+            <w14:checked w14:val="1"/>
+            <w14:checkedState w14:val="2612" w14:font="MS Gothic"/>
+            <w14:uncheckedState w14:val="2610" w14:font="MS Gothic"/>
+          </w14:checkbox>
+        </w:sdtPr>
+        <w:sdtContent>
+          <w:r>
+            <w:rPr>
+              <w:rFonts w:ascii="MS Gothic" w:eastAsia="MS Gothic" w:hAnsi="MS Gothic" w:hint="eastAsia"/>
+            </w:rPr>
+            <w:t>☒</w:t>
           </w:r>
         </w:sdtContent>
       </w:sdt>
@@ -1305,17 +1281,17 @@
         <w:sdtPr>
           <w:id w:val="-270401864"/>
           <w14:checkbox>
-            <w14:checked w14:val="0"/>
-            <w14:checkedState w14:val="2612" w14:font="MS Gothic"/>
-            <w14:uncheckedState w14:val="2610" w14:font="MS Gothic"/>
-          </w14:checkbox>
-        </w:sdtPr>
-        <w:sdtContent>
-          <w:r>
-            <w:rPr>
-              <w:rFonts w:ascii="MS Gothic" w:eastAsia="MS Gothic" w:hAnsi="MS Gothic" w:hint="eastAsia"/>
-            </w:rPr>
-            <w:t>☐</w:t>
+            <w14:checked w14:val="1"/>
+            <w14:checkedState w14:val="2612" w14:font="MS Gothic"/>
+            <w14:uncheckedState w14:val="2610" w14:font="MS Gothic"/>
+          </w14:checkbox>
+        </w:sdtPr>
+        <w:sdtContent>
+          <w:r>
+            <w:rPr>
+              <w:rFonts w:ascii="MS Gothic" w:eastAsia="MS Gothic" w:hAnsi="MS Gothic" w:hint="eastAsia"/>
+            </w:rPr>
+            <w:t>☒</w:t>
           </w:r>
         </w:sdtContent>
       </w:sdt>
@@ -1328,17 +1304,17 @@
         <w:sdtPr>
           <w:id w:val="-1344015314"/>
           <w14:checkbox>
-            <w14:checked w14:val="0"/>
-            <w14:checkedState w14:val="2612" w14:font="MS Gothic"/>
-            <w14:uncheckedState w14:val="2610" w14:font="MS Gothic"/>
-          </w14:checkbox>
-        </w:sdtPr>
-        <w:sdtContent>
-          <w:r>
-            <w:rPr>
-              <w:rFonts w:ascii="MS Gothic" w:eastAsia="MS Gothic" w:hAnsi="MS Gothic" w:hint="eastAsia"/>
-            </w:rPr>
-            <w:t>☐</w:t>
+            <w14:checked w14:val="1"/>
+            <w14:checkedState w14:val="2612" w14:font="MS Gothic"/>
+            <w14:uncheckedState w14:val="2610" w14:font="MS Gothic"/>
+          </w14:checkbox>
+        </w:sdtPr>
+        <w:sdtContent>
+          <w:r>
+            <w:rPr>
+              <w:rFonts w:ascii="MS Gothic" w:eastAsia="MS Gothic" w:hAnsi="MS Gothic" w:hint="eastAsia"/>
+            </w:rPr>
+            <w:t>☒</w:t>
           </w:r>
         </w:sdtContent>
       </w:sdt>
@@ -1351,17 +1327,17 @@
         <w:sdtPr>
           <w:id w:val="822850722"/>
           <w14:checkbox>
-            <w14:checked w14:val="0"/>
-            <w14:checkedState w14:val="2612" w14:font="MS Gothic"/>
-            <w14:uncheckedState w14:val="2610" w14:font="MS Gothic"/>
-          </w14:checkbox>
-        </w:sdtPr>
-        <w:sdtContent>
-          <w:r>
-            <w:rPr>
-              <w:rFonts w:ascii="MS Gothic" w:eastAsia="MS Gothic" w:hAnsi="MS Gothic" w:hint="eastAsia"/>
-            </w:rPr>
-            <w:t>☐</w:t>
+            <w14:checked w14:val="1"/>
+            <w14:checkedState w14:val="2612" w14:font="MS Gothic"/>
+            <w14:uncheckedState w14:val="2610" w14:font="MS Gothic"/>
+          </w14:checkbox>
+        </w:sdtPr>
+        <w:sdtContent>
+          <w:r>
+            <w:rPr>
+              <w:rFonts w:ascii="MS Gothic" w:eastAsia="MS Gothic" w:hAnsi="MS Gothic" w:hint="eastAsia"/>
+            </w:rPr>
+            <w:t>☒</w:t>
           </w:r>
         </w:sdtContent>
       </w:sdt>
@@ -1374,17 +1350,17 @@
         <w:sdtPr>
           <w:id w:val="64381965"/>
           <w14:checkbox>
-            <w14:checked w14:val="0"/>
-            <w14:checkedState w14:val="2612" w14:font="MS Gothic"/>
-            <w14:uncheckedState w14:val="2610" w14:font="MS Gothic"/>
-          </w14:checkbox>
-        </w:sdtPr>
-        <w:sdtContent>
-          <w:r>
-            <w:rPr>
-              <w:rFonts w:ascii="MS Gothic" w:eastAsia="MS Gothic" w:hAnsi="MS Gothic" w:hint="eastAsia"/>
-            </w:rPr>
-            <w:t>☐</w:t>
+            <w14:checked w14:val="1"/>
+            <w14:checkedState w14:val="2612" w14:font="MS Gothic"/>
+            <w14:uncheckedState w14:val="2610" w14:font="MS Gothic"/>
+          </w14:checkbox>
+        </w:sdtPr>
+        <w:sdtContent>
+          <w:r>
+            <w:rPr>
+              <w:rFonts w:ascii="MS Gothic" w:eastAsia="MS Gothic" w:hAnsi="MS Gothic" w:hint="eastAsia"/>
+            </w:rPr>
+            <w:t>☒</w:t>
           </w:r>
         </w:sdtContent>
       </w:sdt>
@@ -1420,17 +1396,17 @@
         <w:sdtPr>
           <w:id w:val="-690449625"/>
           <w14:checkbox>
-            <w14:checked w14:val="0"/>
-            <w14:checkedState w14:val="2612" w14:font="MS Gothic"/>
-            <w14:uncheckedState w14:val="2610" w14:font="MS Gothic"/>
-          </w14:checkbox>
-        </w:sdtPr>
-        <w:sdtContent>
-          <w:r>
-            <w:rPr>
-              <w:rFonts w:ascii="MS Gothic" w:eastAsia="MS Gothic" w:hAnsi="MS Gothic" w:hint="eastAsia"/>
-            </w:rPr>
-            <w:t>☐</w:t>
+            <w14:checked w14:val="1"/>
+            <w14:checkedState w14:val="2612" w14:font="MS Gothic"/>
+            <w14:uncheckedState w14:val="2610" w14:font="MS Gothic"/>
+          </w14:checkbox>
+        </w:sdtPr>
+        <w:sdtContent>
+          <w:r>
+            <w:rPr>
+              <w:rFonts w:ascii="MS Gothic" w:eastAsia="MS Gothic" w:hAnsi="MS Gothic" w:hint="eastAsia"/>
+            </w:rPr>
+            <w:t>☒</w:t>
           </w:r>
         </w:sdtContent>
       </w:sdt>
@@ -1443,17 +1419,17 @@
         <w:sdtPr>
           <w:id w:val="-1615362442"/>
           <w14:checkbox>
-            <w14:checked w14:val="0"/>
-            <w14:checkedState w14:val="2612" w14:font="MS Gothic"/>
-            <w14:uncheckedState w14:val="2610" w14:font="MS Gothic"/>
-          </w14:checkbox>
-        </w:sdtPr>
-        <w:sdtContent>
-          <w:r>
-            <w:rPr>
-              <w:rFonts w:ascii="MS Gothic" w:eastAsia="MS Gothic" w:hAnsi="MS Gothic" w:hint="eastAsia"/>
-            </w:rPr>
-            <w:t>☐</w:t>
+            <w14:checked w14:val="1"/>
+            <w14:checkedState w14:val="2612" w14:font="MS Gothic"/>
+            <w14:uncheckedState w14:val="2610" w14:font="MS Gothic"/>
+          </w14:checkbox>
+        </w:sdtPr>
+        <w:sdtContent>
+          <w:r>
+            <w:rPr>
+              <w:rFonts w:ascii="MS Gothic" w:eastAsia="MS Gothic" w:hAnsi="MS Gothic" w:hint="eastAsia"/>
+            </w:rPr>
+            <w:t>☒</w:t>
           </w:r>
         </w:sdtContent>
       </w:sdt>
@@ -1466,17 +1442,17 @@
         <w:sdtPr>
           <w:id w:val="-1647273337"/>
           <w14:checkbox>
-            <w14:checked w14:val="0"/>
-            <w14:checkedState w14:val="2612" w14:font="MS Gothic"/>
-            <w14:uncheckedState w14:val="2610" w14:font="MS Gothic"/>
-          </w14:checkbox>
-        </w:sdtPr>
-        <w:sdtContent>
-          <w:r>
-            <w:rPr>
-              <w:rFonts w:ascii="MS Gothic" w:eastAsia="MS Gothic" w:hAnsi="MS Gothic" w:hint="eastAsia"/>
-            </w:rPr>
-            <w:t>☐</w:t>
+            <w14:checked w14:val="1"/>
+            <w14:checkedState w14:val="2612" w14:font="MS Gothic"/>
+            <w14:uncheckedState w14:val="2610" w14:font="MS Gothic"/>
+          </w14:checkbox>
+        </w:sdtPr>
+        <w:sdtContent>
+          <w:r>
+            <w:rPr>
+              <w:rFonts w:ascii="MS Gothic" w:eastAsia="MS Gothic" w:hAnsi="MS Gothic" w:hint="eastAsia"/>
+            </w:rPr>
+            <w:t>☒</w:t>
           </w:r>
         </w:sdtContent>
       </w:sdt>
@@ -1489,17 +1465,17 @@
         <w:sdtPr>
           <w:id w:val="-1129081965"/>
           <w14:checkbox>
-            <w14:checked w14:val="0"/>
-            <w14:checkedState w14:val="2612" w14:font="MS Gothic"/>
-            <w14:uncheckedState w14:val="2610" w14:font="MS Gothic"/>
-          </w14:checkbox>
-        </w:sdtPr>
-        <w:sdtContent>
-          <w:r>
-            <w:rPr>
-              <w:rFonts w:ascii="MS Gothic" w:eastAsia="MS Gothic" w:hAnsi="MS Gothic" w:hint="eastAsia"/>
-            </w:rPr>
-            <w:t>☐</w:t>
+            <w14:checked w14:val="1"/>
+            <w14:checkedState w14:val="2612" w14:font="MS Gothic"/>
+            <w14:uncheckedState w14:val="2610" w14:font="MS Gothic"/>
+          </w14:checkbox>
+        </w:sdtPr>
+        <w:sdtContent>
+          <w:r>
+            <w:rPr>
+              <w:rFonts w:ascii="MS Gothic" w:eastAsia="MS Gothic" w:hAnsi="MS Gothic" w:hint="eastAsia"/>
+            </w:rPr>
+            <w:t>☒</w:t>
           </w:r>
         </w:sdtContent>
       </w:sdt>
@@ -1512,17 +1488,17 @@
         <w:sdtPr>
           <w:id w:val="1095433551"/>
           <w14:checkbox>
-            <w14:checked w14:val="0"/>
-            <w14:checkedState w14:val="2612" w14:font="MS Gothic"/>
-            <w14:uncheckedState w14:val="2610" w14:font="MS Gothic"/>
-          </w14:checkbox>
-        </w:sdtPr>
-        <w:sdtContent>
-          <w:r>
-            <w:rPr>
-              <w:rFonts w:ascii="MS Gothic" w:eastAsia="MS Gothic" w:hAnsi="MS Gothic" w:hint="eastAsia"/>
-            </w:rPr>
-            <w:t>☐</w:t>
+            <w14:checked w14:val="1"/>
+            <w14:checkedState w14:val="2612" w14:font="MS Gothic"/>
+            <w14:uncheckedState w14:val="2610" w14:font="MS Gothic"/>
+          </w14:checkbox>
+        </w:sdtPr>
+        <w:sdtContent>
+          <w:r>
+            <w:rPr>
+              <w:rFonts w:ascii="MS Gothic" w:eastAsia="MS Gothic" w:hAnsi="MS Gothic" w:hint="eastAsia"/>
+            </w:rPr>
+            <w:t>☒</w:t>
           </w:r>
         </w:sdtContent>
       </w:sdt>
@@ -1535,17 +1511,17 @@
         <w:sdtPr>
           <w:id w:val="-427271855"/>
           <w14:checkbox>
-            <w14:checked w14:val="0"/>
-            <w14:checkedState w14:val="2612" w14:font="MS Gothic"/>
-            <w14:uncheckedState w14:val="2610" w14:font="MS Gothic"/>
-          </w14:checkbox>
-        </w:sdtPr>
-        <w:sdtContent>
-          <w:r>
-            <w:rPr>
-              <w:rFonts w:ascii="MS Gothic" w:eastAsia="MS Gothic" w:hAnsi="MS Gothic" w:hint="eastAsia"/>
-            </w:rPr>
-            <w:t>☐</w:t>
+            <w14:checked w14:val="1"/>
+            <w14:checkedState w14:val="2612" w14:font="MS Gothic"/>
+            <w14:uncheckedState w14:val="2610" w14:font="MS Gothic"/>
+          </w14:checkbox>
+        </w:sdtPr>
+        <w:sdtContent>
+          <w:r>
+            <w:rPr>
+              <w:rFonts w:ascii="MS Gothic" w:eastAsia="MS Gothic" w:hAnsi="MS Gothic" w:hint="eastAsia"/>
+            </w:rPr>
+            <w:t>☒</w:t>
           </w:r>
         </w:sdtContent>
       </w:sdt>
@@ -1585,17 +1561,17 @@
         <w:sdtPr>
           <w:id w:val="1161897422"/>
           <w14:checkbox>
-            <w14:checked w14:val="0"/>
-            <w14:checkedState w14:val="2612" w14:font="MS Gothic"/>
-            <w14:uncheckedState w14:val="2610" w14:font="MS Gothic"/>
-          </w14:checkbox>
-        </w:sdtPr>
-        <w:sdtContent>
-          <w:r>
-            <w:rPr>
-              <w:rFonts w:ascii="MS Gothic" w:eastAsia="MS Gothic" w:hAnsi="MS Gothic" w:hint="eastAsia"/>
-            </w:rPr>
-            <w:t>☐</w:t>
+            <w14:checked w14:val="1"/>
+            <w14:checkedState w14:val="2612" w14:font="MS Gothic"/>
+            <w14:uncheckedState w14:val="2610" w14:font="MS Gothic"/>
+          </w14:checkbox>
+        </w:sdtPr>
+        <w:sdtContent>
+          <w:r>
+            <w:rPr>
+              <w:rFonts w:ascii="MS Gothic" w:eastAsia="MS Gothic" w:hAnsi="MS Gothic" w:hint="eastAsia"/>
+            </w:rPr>
+            <w:t>☒</w:t>
           </w:r>
         </w:sdtContent>
       </w:sdt>
@@ -1608,17 +1584,17 @@
         <w:sdtPr>
           <w:id w:val="-2081363235"/>
           <w14:checkbox>
-            <w14:checked w14:val="0"/>
-            <w14:checkedState w14:val="2612" w14:font="MS Gothic"/>
-            <w14:uncheckedState w14:val="2610" w14:font="MS Gothic"/>
-          </w14:checkbox>
-        </w:sdtPr>
-        <w:sdtContent>
-          <w:r>
-            <w:rPr>
-              <w:rFonts w:ascii="MS Gothic" w:eastAsia="MS Gothic" w:hAnsi="MS Gothic" w:hint="eastAsia"/>
-            </w:rPr>
-            <w:t>☐</w:t>
+            <w14:checked w14:val="1"/>
+            <w14:checkedState w14:val="2612" w14:font="MS Gothic"/>
+            <w14:uncheckedState w14:val="2610" w14:font="MS Gothic"/>
+          </w14:checkbox>
+        </w:sdtPr>
+        <w:sdtContent>
+          <w:r>
+            <w:rPr>
+              <w:rFonts w:ascii="MS Gothic" w:eastAsia="MS Gothic" w:hAnsi="MS Gothic" w:hint="eastAsia"/>
+            </w:rPr>
+            <w:t>☒</w:t>
           </w:r>
         </w:sdtContent>
       </w:sdt>
@@ -1631,17 +1607,17 @@
         <w:sdtPr>
           <w:id w:val="-340628089"/>
           <w14:checkbox>
-            <w14:checked w14:val="0"/>
-            <w14:checkedState w14:val="2612" w14:font="MS Gothic"/>
-            <w14:uncheckedState w14:val="2610" w14:font="MS Gothic"/>
-          </w14:checkbox>
-        </w:sdtPr>
-        <w:sdtContent>
-          <w:r>
-            <w:rPr>
-              <w:rFonts w:ascii="MS Gothic" w:eastAsia="MS Gothic" w:hAnsi="MS Gothic" w:hint="eastAsia"/>
-            </w:rPr>
-            <w:t>☐</w:t>
+            <w14:checked w14:val="1"/>
+            <w14:checkedState w14:val="2612" w14:font="MS Gothic"/>
+            <w14:uncheckedState w14:val="2610" w14:font="MS Gothic"/>
+          </w14:checkbox>
+        </w:sdtPr>
+        <w:sdtContent>
+          <w:r>
+            <w:rPr>
+              <w:rFonts w:ascii="MS Gothic" w:eastAsia="MS Gothic" w:hAnsi="MS Gothic" w:hint="eastAsia"/>
+            </w:rPr>
+            <w:t>☒</w:t>
           </w:r>
         </w:sdtContent>
       </w:sdt>
@@ -1654,17 +1630,17 @@
         <w:sdtPr>
           <w:id w:val="-732243638"/>
           <w14:checkbox>
-            <w14:checked w14:val="0"/>
-            <w14:checkedState w14:val="2612" w14:font="MS Gothic"/>
-            <w14:uncheckedState w14:val="2610" w14:font="MS Gothic"/>
-          </w14:checkbox>
-        </w:sdtPr>
-        <w:sdtContent>
-          <w:r>
-            <w:rPr>
-              <w:rFonts w:ascii="MS Gothic" w:eastAsia="MS Gothic" w:hAnsi="MS Gothic" w:hint="eastAsia"/>
-            </w:rPr>
-            <w:t>☐</w:t>
+            <w14:checked w14:val="1"/>
+            <w14:checkedState w14:val="2612" w14:font="MS Gothic"/>
+            <w14:uncheckedState w14:val="2610" w14:font="MS Gothic"/>
+          </w14:checkbox>
+        </w:sdtPr>
+        <w:sdtContent>
+          <w:r>
+            <w:rPr>
+              <w:rFonts w:ascii="MS Gothic" w:eastAsia="MS Gothic" w:hAnsi="MS Gothic" w:hint="eastAsia"/>
+            </w:rPr>
+            <w:t>☒</w:t>
           </w:r>
         </w:sdtContent>
       </w:sdt>
@@ -1677,17 +1653,17 @@
         <w:sdtPr>
           <w:id w:val="1117411862"/>
           <w14:checkbox>
-            <w14:checked w14:val="0"/>
-            <w14:checkedState w14:val="2612" w14:font="MS Gothic"/>
-            <w14:uncheckedState w14:val="2610" w14:font="MS Gothic"/>
-          </w14:checkbox>
-        </w:sdtPr>
-        <w:sdtContent>
-          <w:r>
-            <w:rPr>
-              <w:rFonts w:ascii="MS Gothic" w:eastAsia="MS Gothic" w:hAnsi="MS Gothic" w:hint="eastAsia"/>
-            </w:rPr>
-            <w:t>☐</w:t>
+            <w14:checked w14:val="1"/>
+            <w14:checkedState w14:val="2612" w14:font="MS Gothic"/>
+            <w14:uncheckedState w14:val="2610" w14:font="MS Gothic"/>
+          </w14:checkbox>
+        </w:sdtPr>
+        <w:sdtContent>
+          <w:r>
+            <w:rPr>
+              <w:rFonts w:ascii="MS Gothic" w:eastAsia="MS Gothic" w:hAnsi="MS Gothic" w:hint="eastAsia"/>
+            </w:rPr>
+            <w:t>☒</w:t>
           </w:r>
         </w:sdtContent>
       </w:sdt>
@@ -1700,17 +1676,17 @@
         <w:sdtPr>
           <w:id w:val="-1434191"/>
           <w14:checkbox>
-            <w14:checked w14:val="0"/>
-            <w14:checkedState w14:val="2612" w14:font="MS Gothic"/>
-            <w14:uncheckedState w14:val="2610" w14:font="MS Gothic"/>
-          </w14:checkbox>
-        </w:sdtPr>
-        <w:sdtContent>
-          <w:r>
-            <w:rPr>
-              <w:rFonts w:ascii="MS Gothic" w:eastAsia="MS Gothic" w:hAnsi="MS Gothic" w:hint="eastAsia"/>
-            </w:rPr>
-            <w:t>☐</w:t>
+            <w14:checked w14:val="1"/>
+            <w14:checkedState w14:val="2612" w14:font="MS Gothic"/>
+            <w14:uncheckedState w14:val="2610" w14:font="MS Gothic"/>
+          </w14:checkbox>
+        </w:sdtPr>
+        <w:sdtContent>
+          <w:r>
+            <w:rPr>
+              <w:rFonts w:ascii="MS Gothic" w:eastAsia="MS Gothic" w:hAnsi="MS Gothic" w:hint="eastAsia"/>
+            </w:rPr>
+            <w:t>☒</w:t>
           </w:r>
         </w:sdtContent>
       </w:sdt>
@@ -1723,17 +1699,17 @@
         <w:sdtPr>
           <w:id w:val="-545441922"/>
           <w14:checkbox>
-            <w14:checked w14:val="0"/>
-            <w14:checkedState w14:val="2612" w14:font="MS Gothic"/>
-            <w14:uncheckedState w14:val="2610" w14:font="MS Gothic"/>
-          </w14:checkbox>
-        </w:sdtPr>
-        <w:sdtContent>
-          <w:r>
-            <w:rPr>
-              <w:rFonts w:ascii="MS Gothic" w:eastAsia="MS Gothic" w:hAnsi="MS Gothic" w:hint="eastAsia"/>
-            </w:rPr>
-            <w:t>☐</w:t>
+            <w14:checked w14:val="1"/>
+            <w14:checkedState w14:val="2612" w14:font="MS Gothic"/>
+            <w14:uncheckedState w14:val="2610" w14:font="MS Gothic"/>
+          </w14:checkbox>
+        </w:sdtPr>
+        <w:sdtContent>
+          <w:r>
+            <w:rPr>
+              <w:rFonts w:ascii="MS Gothic" w:eastAsia="MS Gothic" w:hAnsi="MS Gothic" w:hint="eastAsia"/>
+            </w:rPr>
+            <w:t>☒</w:t>
           </w:r>
         </w:sdtContent>
       </w:sdt>
@@ -1746,17 +1722,17 @@
         <w:sdtPr>
           <w:id w:val="137387711"/>
           <w14:checkbox>
-            <w14:checked w14:val="0"/>
-            <w14:checkedState w14:val="2612" w14:font="MS Gothic"/>
-            <w14:uncheckedState w14:val="2610" w14:font="MS Gothic"/>
-          </w14:checkbox>
-        </w:sdtPr>
-        <w:sdtContent>
-          <w:r>
-            <w:rPr>
-              <w:rFonts w:ascii="MS Gothic" w:eastAsia="MS Gothic" w:hAnsi="MS Gothic" w:hint="eastAsia"/>
-            </w:rPr>
-            <w:t>☐</w:t>
+            <w14:checked w14:val="1"/>
+            <w14:checkedState w14:val="2612" w14:font="MS Gothic"/>
+            <w14:uncheckedState w14:val="2610" w14:font="MS Gothic"/>
+          </w14:checkbox>
+        </w:sdtPr>
+        <w:sdtContent>
+          <w:r>
+            <w:rPr>
+              <w:rFonts w:ascii="MS Gothic" w:eastAsia="MS Gothic" w:hAnsi="MS Gothic" w:hint="eastAsia"/>
+            </w:rPr>
+            <w:t>☒</w:t>
           </w:r>
         </w:sdtContent>
       </w:sdt>
@@ -1769,17 +1745,17 @@
         <w:sdtPr>
           <w:id w:val="-1543668097"/>
           <w14:checkbox>
-            <w14:checked w14:val="0"/>
-            <w14:checkedState w14:val="2612" w14:font="MS Gothic"/>
-            <w14:uncheckedState w14:val="2610" w14:font="MS Gothic"/>
-          </w14:checkbox>
-        </w:sdtPr>
-        <w:sdtContent>
-          <w:r>
-            <w:rPr>
-              <w:rFonts w:ascii="MS Gothic" w:eastAsia="MS Gothic" w:hAnsi="MS Gothic" w:hint="eastAsia"/>
-            </w:rPr>
-            <w:t>☐</w:t>
+            <w14:checked w14:val="1"/>
+            <w14:checkedState w14:val="2612" w14:font="MS Gothic"/>
+            <w14:uncheckedState w14:val="2610" w14:font="MS Gothic"/>
+          </w14:checkbox>
+        </w:sdtPr>
+        <w:sdtContent>
+          <w:r>
+            <w:rPr>
+              <w:rFonts w:ascii="MS Gothic" w:eastAsia="MS Gothic" w:hAnsi="MS Gothic" w:hint="eastAsia"/>
+            </w:rPr>
+            <w:t>☒</w:t>
           </w:r>
         </w:sdtContent>
       </w:sdt>
@@ -1792,17 +1768,17 @@
         <w:sdtPr>
           <w:id w:val="-67504246"/>
           <w14:checkbox>
-            <w14:checked w14:val="0"/>
-            <w14:checkedState w14:val="2612" w14:font="MS Gothic"/>
-            <w14:uncheckedState w14:val="2610" w14:font="MS Gothic"/>
-          </w14:checkbox>
-        </w:sdtPr>
-        <w:sdtContent>
-          <w:r>
-            <w:rPr>
-              <w:rFonts w:ascii="MS Gothic" w:eastAsia="MS Gothic" w:hAnsi="MS Gothic" w:hint="eastAsia"/>
-            </w:rPr>
-            <w:t>☐</w:t>
+            <w14:checked w14:val="1"/>
+            <w14:checkedState w14:val="2612" w14:font="MS Gothic"/>
+            <w14:uncheckedState w14:val="2610" w14:font="MS Gothic"/>
+          </w14:checkbox>
+        </w:sdtPr>
+        <w:sdtContent>
+          <w:r>
+            <w:rPr>
+              <w:rFonts w:ascii="MS Gothic" w:eastAsia="MS Gothic" w:hAnsi="MS Gothic" w:hint="eastAsia"/>
+            </w:rPr>
+            <w:t>☒</w:t>
           </w:r>
         </w:sdtContent>
       </w:sdt>
@@ -1815,17 +1791,17 @@
         <w:sdtPr>
           <w:id w:val="-294908297"/>
           <w14:checkbox>
-            <w14:checked w14:val="0"/>
-            <w14:checkedState w14:val="2612" w14:font="MS Gothic"/>
-            <w14:uncheckedState w14:val="2610" w14:font="MS Gothic"/>
-          </w14:checkbox>
-        </w:sdtPr>
-        <w:sdtContent>
-          <w:r>
-            <w:rPr>
-              <w:rFonts w:ascii="MS Gothic" w:eastAsia="MS Gothic" w:hAnsi="MS Gothic" w:hint="eastAsia"/>
-            </w:rPr>
-            <w:t>☐</w:t>
+            <w14:checked w14:val="1"/>
+            <w14:checkedState w14:val="2612" w14:font="MS Gothic"/>
+            <w14:uncheckedState w14:val="2610" w14:font="MS Gothic"/>
+          </w14:checkbox>
+        </w:sdtPr>
+        <w:sdtContent>
+          <w:r>
+            <w:rPr>
+              <w:rFonts w:ascii="MS Gothic" w:eastAsia="MS Gothic" w:hAnsi="MS Gothic" w:hint="eastAsia"/>
+            </w:rPr>
+            <w:t>☒</w:t>
           </w:r>
         </w:sdtContent>
       </w:sdt>
@@ -1838,17 +1814,17 @@
         <w:sdtPr>
           <w:id w:val="-1102493186"/>
           <w14:checkbox>
-            <w14:checked w14:val="0"/>
-            <w14:checkedState w14:val="2612" w14:font="MS Gothic"/>
-            <w14:uncheckedState w14:val="2610" w14:font="MS Gothic"/>
-          </w14:checkbox>
-        </w:sdtPr>
-        <w:sdtContent>
-          <w:r>
-            <w:rPr>
-              <w:rFonts w:ascii="MS Gothic" w:eastAsia="MS Gothic" w:hAnsi="MS Gothic" w:hint="eastAsia"/>
-            </w:rPr>
-            <w:t>☐</w:t>
+            <w14:checked w14:val="1"/>
+            <w14:checkedState w14:val="2612" w14:font="MS Gothic"/>
+            <w14:uncheckedState w14:val="2610" w14:font="MS Gothic"/>
+          </w14:checkbox>
+        </w:sdtPr>
+        <w:sdtContent>
+          <w:r>
+            <w:rPr>
+              <w:rFonts w:ascii="MS Gothic" w:eastAsia="MS Gothic" w:hAnsi="MS Gothic" w:hint="eastAsia"/>
+            </w:rPr>
+            <w:t>☒</w:t>
           </w:r>
         </w:sdtContent>
       </w:sdt>
@@ -1861,17 +1837,17 @@
         <w:sdtPr>
           <w:id w:val="1478262885"/>
           <w14:checkbox>
-            <w14:checked w14:val="0"/>
-            <w14:checkedState w14:val="2612" w14:font="MS Gothic"/>
-            <w14:uncheckedState w14:val="2610" w14:font="MS Gothic"/>
-          </w14:checkbox>
-        </w:sdtPr>
-        <w:sdtContent>
-          <w:r>
-            <w:rPr>
-              <w:rFonts w:ascii="MS Gothic" w:eastAsia="MS Gothic" w:hAnsi="MS Gothic" w:hint="eastAsia"/>
-            </w:rPr>
-            <w:t>☐</w:t>
+            <w14:checked w14:val="1"/>
+            <w14:checkedState w14:val="2612" w14:font="MS Gothic"/>
+            <w14:uncheckedState w14:val="2610" w14:font="MS Gothic"/>
+          </w14:checkbox>
+        </w:sdtPr>
+        <w:sdtContent>
+          <w:r>
+            <w:rPr>
+              <w:rFonts w:ascii="MS Gothic" w:eastAsia="MS Gothic" w:hAnsi="MS Gothic" w:hint="eastAsia"/>
+            </w:rPr>
+            <w:t>☒</w:t>
           </w:r>
         </w:sdtContent>
       </w:sdt>
@@ -1884,17 +1860,17 @@
         <w:sdtPr>
           <w:id w:val="328789043"/>
           <w14:checkbox>
-            <w14:checked w14:val="0"/>
-            <w14:checkedState w14:val="2612" w14:font="MS Gothic"/>
-            <w14:uncheckedState w14:val="2610" w14:font="MS Gothic"/>
-          </w14:checkbox>
-        </w:sdtPr>
-        <w:sdtContent>
-          <w:r>
-            <w:rPr>
-              <w:rFonts w:ascii="MS Gothic" w:eastAsia="MS Gothic" w:hAnsi="MS Gothic" w:hint="eastAsia"/>
-            </w:rPr>
-            <w:t>☐</w:t>
+            <w14:checked w14:val="1"/>
+            <w14:checkedState w14:val="2612" w14:font="MS Gothic"/>
+            <w14:uncheckedState w14:val="2610" w14:font="MS Gothic"/>
+          </w14:checkbox>
+        </w:sdtPr>
+        <w:sdtContent>
+          <w:r>
+            <w:rPr>
+              <w:rFonts w:ascii="MS Gothic" w:eastAsia="MS Gothic" w:hAnsi="MS Gothic" w:hint="eastAsia"/>
+            </w:rPr>
+            <w:t>☒</w:t>
           </w:r>
         </w:sdtContent>
       </w:sdt>
@@ -1907,17 +1883,17 @@
         <w:sdtPr>
           <w:id w:val="840661554"/>
           <w14:checkbox>
-            <w14:checked w14:val="0"/>
-            <w14:checkedState w14:val="2612" w14:font="MS Gothic"/>
-            <w14:uncheckedState w14:val="2610" w14:font="MS Gothic"/>
-          </w14:checkbox>
-        </w:sdtPr>
-        <w:sdtContent>
-          <w:r>
-            <w:rPr>
-              <w:rFonts w:ascii="MS Gothic" w:eastAsia="MS Gothic" w:hAnsi="MS Gothic" w:hint="eastAsia"/>
-            </w:rPr>
-            <w:t>☐</w:t>
+            <w14:checked w14:val="1"/>
+            <w14:checkedState w14:val="2612" w14:font="MS Gothic"/>
+            <w14:uncheckedState w14:val="2610" w14:font="MS Gothic"/>
+          </w14:checkbox>
+        </w:sdtPr>
+        <w:sdtContent>
+          <w:r>
+            <w:rPr>
+              <w:rFonts w:ascii="MS Gothic" w:eastAsia="MS Gothic" w:hAnsi="MS Gothic" w:hint="eastAsia"/>
+            </w:rPr>
+            <w:t>☒</w:t>
           </w:r>
         </w:sdtContent>
       </w:sdt>
@@ -1930,17 +1906,17 @@
         <w:sdtPr>
           <w:id w:val="-983465239"/>
           <w14:checkbox>
-            <w14:checked w14:val="0"/>
-            <w14:checkedState w14:val="2612" w14:font="MS Gothic"/>
-            <w14:uncheckedState w14:val="2610" w14:font="MS Gothic"/>
-          </w14:checkbox>
-        </w:sdtPr>
-        <w:sdtContent>
-          <w:r>
-            <w:rPr>
-              <w:rFonts w:ascii="MS Gothic" w:eastAsia="MS Gothic" w:hAnsi="MS Gothic" w:hint="eastAsia"/>
-            </w:rPr>
-            <w:t>☐</w:t>
+            <w14:checked w14:val="1"/>
+            <w14:checkedState w14:val="2612" w14:font="MS Gothic"/>
+            <w14:uncheckedState w14:val="2610" w14:font="MS Gothic"/>
+          </w14:checkbox>
+        </w:sdtPr>
+        <w:sdtContent>
+          <w:r>
+            <w:rPr>
+              <w:rFonts w:ascii="MS Gothic" w:eastAsia="MS Gothic" w:hAnsi="MS Gothic" w:hint="eastAsia"/>
+            </w:rPr>
+            <w:t>☒</w:t>
           </w:r>
         </w:sdtContent>
       </w:sdt>
@@ -1953,17 +1929,17 @@
         <w:sdtPr>
           <w:id w:val="440570472"/>
           <w14:checkbox>
-            <w14:checked w14:val="0"/>
-            <w14:checkedState w14:val="2612" w14:font="MS Gothic"/>
-            <w14:uncheckedState w14:val="2610" w14:font="MS Gothic"/>
-          </w14:checkbox>
-        </w:sdtPr>
-        <w:sdtContent>
-          <w:r>
-            <w:rPr>
-              <w:rFonts w:ascii="MS Gothic" w:eastAsia="MS Gothic" w:hAnsi="MS Gothic" w:hint="eastAsia"/>
-            </w:rPr>
-            <w:t>☐</w:t>
+            <w14:checked w14:val="1"/>
+            <w14:checkedState w14:val="2612" w14:font="MS Gothic"/>
+            <w14:uncheckedState w14:val="2610" w14:font="MS Gothic"/>
+          </w14:checkbox>
+        </w:sdtPr>
+        <w:sdtContent>
+          <w:r>
+            <w:rPr>
+              <w:rFonts w:ascii="MS Gothic" w:eastAsia="MS Gothic" w:hAnsi="MS Gothic" w:hint="eastAsia"/>
+            </w:rPr>
+            <w:t>☒</w:t>
           </w:r>
         </w:sdtContent>
       </w:sdt>
@@ -1976,17 +1952,17 @@
         <w:sdtPr>
           <w:id w:val="-387031404"/>
           <w14:checkbox>
-            <w14:checked w14:val="0"/>
-            <w14:checkedState w14:val="2612" w14:font="MS Gothic"/>
-            <w14:uncheckedState w14:val="2610" w14:font="MS Gothic"/>
-          </w14:checkbox>
-        </w:sdtPr>
-        <w:sdtContent>
-          <w:r>
-            <w:rPr>
-              <w:rFonts w:ascii="MS Gothic" w:eastAsia="MS Gothic" w:hAnsi="MS Gothic" w:hint="eastAsia"/>
-            </w:rPr>
-            <w:t>☐</w:t>
+            <w14:checked w14:val="1"/>
+            <w14:checkedState w14:val="2612" w14:font="MS Gothic"/>
+            <w14:uncheckedState w14:val="2610" w14:font="MS Gothic"/>
+          </w14:checkbox>
+        </w:sdtPr>
+        <w:sdtContent>
+          <w:r>
+            <w:rPr>
+              <w:rFonts w:ascii="MS Gothic" w:eastAsia="MS Gothic" w:hAnsi="MS Gothic" w:hint="eastAsia"/>
+            </w:rPr>
+            <w:t>☒</w:t>
           </w:r>
         </w:sdtContent>
       </w:sdt>
@@ -1999,17 +1975,17 @@
         <w:sdtPr>
           <w:id w:val="2060050222"/>
           <w14:checkbox>
-            <w14:checked w14:val="0"/>
-            <w14:checkedState w14:val="2612" w14:font="MS Gothic"/>
-            <w14:uncheckedState w14:val="2610" w14:font="MS Gothic"/>
-          </w14:checkbox>
-        </w:sdtPr>
-        <w:sdtContent>
-          <w:r>
-            <w:rPr>
-              <w:rFonts w:ascii="MS Gothic" w:eastAsia="MS Gothic" w:hAnsi="MS Gothic" w:hint="eastAsia"/>
-            </w:rPr>
-            <w:t>☐</w:t>
+            <w14:checked w14:val="1"/>
+            <w14:checkedState w14:val="2612" w14:font="MS Gothic"/>
+            <w14:uncheckedState w14:val="2610" w14:font="MS Gothic"/>
+          </w14:checkbox>
+        </w:sdtPr>
+        <w:sdtContent>
+          <w:r>
+            <w:rPr>
+              <w:rFonts w:ascii="MS Gothic" w:eastAsia="MS Gothic" w:hAnsi="MS Gothic" w:hint="eastAsia"/>
+            </w:rPr>
+            <w:t>☒</w:t>
           </w:r>
         </w:sdtContent>
       </w:sdt>
@@ -2022,17 +1998,17 @@
         <w:sdtPr>
           <w:id w:val="1073088512"/>
           <w14:checkbox>
-            <w14:checked w14:val="0"/>
-            <w14:checkedState w14:val="2612" w14:font="MS Gothic"/>
-            <w14:uncheckedState w14:val="2610" w14:font="MS Gothic"/>
-          </w14:checkbox>
-        </w:sdtPr>
-        <w:sdtContent>
-          <w:r>
-            <w:rPr>
-              <w:rFonts w:ascii="MS Gothic" w:eastAsia="MS Gothic" w:hAnsi="MS Gothic" w:hint="eastAsia"/>
-            </w:rPr>
-            <w:t>☐</w:t>
+            <w14:checked w14:val="1"/>
+            <w14:checkedState w14:val="2612" w14:font="MS Gothic"/>
+            <w14:uncheckedState w14:val="2610" w14:font="MS Gothic"/>
+          </w14:checkbox>
+        </w:sdtPr>
+        <w:sdtContent>
+          <w:r>
+            <w:rPr>
+              <w:rFonts w:ascii="MS Gothic" w:eastAsia="MS Gothic" w:hAnsi="MS Gothic" w:hint="eastAsia"/>
+            </w:rPr>
+            <w:t>☒</w:t>
           </w:r>
         </w:sdtContent>
       </w:sdt>
@@ -2045,17 +2021,17 @@
         <w:sdtPr>
           <w:id w:val="2036380149"/>
           <w14:checkbox>
-            <w14:checked w14:val="0"/>
-            <w14:checkedState w14:val="2612" w14:font="MS Gothic"/>
-            <w14:uncheckedState w14:val="2610" w14:font="MS Gothic"/>
-          </w14:checkbox>
-        </w:sdtPr>
-        <w:sdtContent>
-          <w:r>
-            <w:rPr>
-              <w:rFonts w:ascii="MS Gothic" w:eastAsia="MS Gothic" w:hAnsi="MS Gothic" w:hint="eastAsia"/>
-            </w:rPr>
-            <w:t>☐</w:t>
+            <w14:checked w14:val="1"/>
+            <w14:checkedState w14:val="2612" w14:font="MS Gothic"/>
+            <w14:uncheckedState w14:val="2610" w14:font="MS Gothic"/>
+          </w14:checkbox>
+        </w:sdtPr>
+        <w:sdtContent>
+          <w:r>
+            <w:rPr>
+              <w:rFonts w:ascii="MS Gothic" w:eastAsia="MS Gothic" w:hAnsi="MS Gothic" w:hint="eastAsia"/>
+            </w:rPr>
+            <w:t>☒</w:t>
           </w:r>
         </w:sdtContent>
       </w:sdt>
@@ -2096,17 +2072,17 @@
         <w:sdtPr>
           <w:id w:val="-1910680900"/>
           <w14:checkbox>
-            <w14:checked w14:val="0"/>
-            <w14:checkedState w14:val="2612" w14:font="MS Gothic"/>
-            <w14:uncheckedState w14:val="2610" w14:font="MS Gothic"/>
-          </w14:checkbox>
-        </w:sdtPr>
-        <w:sdtContent>
-          <w:r>
-            <w:rPr>
-              <w:rFonts w:ascii="MS Gothic" w:eastAsia="MS Gothic" w:hAnsi="MS Gothic" w:hint="eastAsia"/>
-            </w:rPr>
-            <w:t>☐</w:t>
+            <w14:checked w14:val="1"/>
+            <w14:checkedState w14:val="2612" w14:font="MS Gothic"/>
+            <w14:uncheckedState w14:val="2610" w14:font="MS Gothic"/>
+          </w14:checkbox>
+        </w:sdtPr>
+        <w:sdtContent>
+          <w:r>
+            <w:rPr>
+              <w:rFonts w:ascii="MS Gothic" w:eastAsia="MS Gothic" w:hAnsi="MS Gothic" w:hint="eastAsia"/>
+            </w:rPr>
+            <w:t>☒</w:t>
           </w:r>
         </w:sdtContent>
       </w:sdt>
@@ -2119,17 +2095,17 @@
         <w:sdtPr>
           <w:id w:val="-237021053"/>
           <w14:checkbox>
-            <w14:checked w14:val="0"/>
-            <w14:checkedState w14:val="2612" w14:font="MS Gothic"/>
-            <w14:uncheckedState w14:val="2610" w14:font="MS Gothic"/>
-          </w14:checkbox>
-        </w:sdtPr>
-        <w:sdtContent>
-          <w:r>
-            <w:rPr>
-              <w:rFonts w:ascii="MS Gothic" w:eastAsia="MS Gothic" w:hAnsi="MS Gothic" w:hint="eastAsia"/>
-            </w:rPr>
-            <w:t>☐</w:t>
+            <w14:checked w14:val="1"/>
+            <w14:checkedState w14:val="2612" w14:font="MS Gothic"/>
+            <w14:uncheckedState w14:val="2610" w14:font="MS Gothic"/>
+          </w14:checkbox>
+        </w:sdtPr>
+        <w:sdtContent>
+          <w:r>
+            <w:rPr>
+              <w:rFonts w:ascii="MS Gothic" w:eastAsia="MS Gothic" w:hAnsi="MS Gothic" w:hint="eastAsia"/>
+            </w:rPr>
+            <w:t>☒</w:t>
           </w:r>
         </w:sdtContent>
       </w:sdt>
@@ -2142,17 +2118,17 @@
         <w:sdtPr>
           <w:id w:val="2033220435"/>
           <w14:checkbox>
-            <w14:checked w14:val="0"/>
-            <w14:checkedState w14:val="2612" w14:font="MS Gothic"/>
-            <w14:uncheckedState w14:val="2610" w14:font="MS Gothic"/>
-          </w14:checkbox>
-        </w:sdtPr>
-        <w:sdtContent>
-          <w:r>
-            <w:rPr>
-              <w:rFonts w:ascii="MS Gothic" w:eastAsia="MS Gothic" w:hAnsi="MS Gothic" w:hint="eastAsia"/>
-            </w:rPr>
-            <w:t>☐</w:t>
+            <w14:checked w14:val="1"/>
+            <w14:checkedState w14:val="2612" w14:font="MS Gothic"/>
+            <w14:uncheckedState w14:val="2610" w14:font="MS Gothic"/>
+          </w14:checkbox>
+        </w:sdtPr>
+        <w:sdtContent>
+          <w:r>
+            <w:rPr>
+              <w:rFonts w:ascii="MS Gothic" w:eastAsia="MS Gothic" w:hAnsi="MS Gothic" w:hint="eastAsia"/>
+            </w:rPr>
+            <w:t>☒</w:t>
           </w:r>
         </w:sdtContent>
       </w:sdt>
@@ -2165,17 +2141,17 @@
         <w:sdtPr>
           <w:id w:val="-1003968154"/>
           <w14:checkbox>
-            <w14:checked w14:val="0"/>
-            <w14:checkedState w14:val="2612" w14:font="MS Gothic"/>
-            <w14:uncheckedState w14:val="2610" w14:font="MS Gothic"/>
-          </w14:checkbox>
-        </w:sdtPr>
-        <w:sdtContent>
-          <w:r>
-            <w:rPr>
-              <w:rFonts w:ascii="MS Gothic" w:eastAsia="MS Gothic" w:hAnsi="MS Gothic" w:hint="eastAsia"/>
-            </w:rPr>
-            <w:t>☐</w:t>
+            <w14:checked w14:val="1"/>
+            <w14:checkedState w14:val="2612" w14:font="MS Gothic"/>
+            <w14:uncheckedState w14:val="2610" w14:font="MS Gothic"/>
+          </w14:checkbox>
+        </w:sdtPr>
+        <w:sdtContent>
+          <w:r>
+            <w:rPr>
+              <w:rFonts w:ascii="MS Gothic" w:eastAsia="MS Gothic" w:hAnsi="MS Gothic" w:hint="eastAsia"/>
+            </w:rPr>
+            <w:t>☒</w:t>
           </w:r>
         </w:sdtContent>
       </w:sdt>
@@ -2188,17 +2164,17 @@
         <w:sdtPr>
           <w:id w:val="-619991854"/>
           <w14:checkbox>
-            <w14:checked w14:val="0"/>
-            <w14:checkedState w14:val="2612" w14:font="MS Gothic"/>
-            <w14:uncheckedState w14:val="2610" w14:font="MS Gothic"/>
-          </w14:checkbox>
-        </w:sdtPr>
-        <w:sdtContent>
-          <w:r>
-            <w:rPr>
-              <w:rFonts w:ascii="MS Gothic" w:eastAsia="MS Gothic" w:hAnsi="MS Gothic" w:hint="eastAsia"/>
-            </w:rPr>
-            <w:t>☐</w:t>
+            <w14:checked w14:val="1"/>
+            <w14:checkedState w14:val="2612" w14:font="MS Gothic"/>
+            <w14:uncheckedState w14:val="2610" w14:font="MS Gothic"/>
+          </w14:checkbox>
+        </w:sdtPr>
+        <w:sdtContent>
+          <w:r>
+            <w:rPr>
+              <w:rFonts w:ascii="MS Gothic" w:eastAsia="MS Gothic" w:hAnsi="MS Gothic" w:hint="eastAsia"/>
+            </w:rPr>
+            <w:t>☒</w:t>
           </w:r>
         </w:sdtContent>
       </w:sdt>
@@ -2211,17 +2187,17 @@
         <w:sdtPr>
           <w:id w:val="-516850307"/>
           <w14:checkbox>
-            <w14:checked w14:val="0"/>
-            <w14:checkedState w14:val="2612" w14:font="MS Gothic"/>
-            <w14:uncheckedState w14:val="2610" w14:font="MS Gothic"/>
-          </w14:checkbox>
-        </w:sdtPr>
-        <w:sdtContent>
-          <w:r>
-            <w:rPr>
-              <w:rFonts w:ascii="MS Gothic" w:eastAsia="MS Gothic" w:hAnsi="MS Gothic" w:hint="eastAsia"/>
-            </w:rPr>
-            <w:t>☐</w:t>
+            <w14:checked w14:val="1"/>
+            <w14:checkedState w14:val="2612" w14:font="MS Gothic"/>
+            <w14:uncheckedState w14:val="2610" w14:font="MS Gothic"/>
+          </w14:checkbox>
+        </w:sdtPr>
+        <w:sdtContent>
+          <w:r>
+            <w:rPr>
+              <w:rFonts w:ascii="MS Gothic" w:eastAsia="MS Gothic" w:hAnsi="MS Gothic" w:hint="eastAsia"/>
+            </w:rPr>
+            <w:t>☒</w:t>
           </w:r>
         </w:sdtContent>
       </w:sdt>
@@ -2234,17 +2210,17 @@
         <w:sdtPr>
           <w:id w:val="954519424"/>
           <w14:checkbox>
-            <w14:checked w14:val="0"/>
-            <w14:checkedState w14:val="2612" w14:font="MS Gothic"/>
-            <w14:uncheckedState w14:val="2610" w14:font="MS Gothic"/>
-          </w14:checkbox>
-        </w:sdtPr>
-        <w:sdtContent>
-          <w:r>
-            <w:rPr>
-              <w:rFonts w:ascii="MS Gothic" w:eastAsia="MS Gothic" w:hAnsi="MS Gothic" w:hint="eastAsia"/>
-            </w:rPr>
-            <w:t>☐</w:t>
+            <w14:checked w14:val="1"/>
+            <w14:checkedState w14:val="2612" w14:font="MS Gothic"/>
+            <w14:uncheckedState w14:val="2610" w14:font="MS Gothic"/>
+          </w14:checkbox>
+        </w:sdtPr>
+        <w:sdtContent>
+          <w:r>
+            <w:rPr>
+              <w:rFonts w:ascii="MS Gothic" w:eastAsia="MS Gothic" w:hAnsi="MS Gothic" w:hint="eastAsia"/>
+            </w:rPr>
+            <w:t>☒</w:t>
           </w:r>
         </w:sdtContent>
       </w:sdt>
@@ -2257,17 +2233,17 @@
         <w:sdtPr>
           <w:id w:val="-848330956"/>
           <w14:checkbox>
-            <w14:checked w14:val="0"/>
-            <w14:checkedState w14:val="2612" w14:font="MS Gothic"/>
-            <w14:uncheckedState w14:val="2610" w14:font="MS Gothic"/>
-          </w14:checkbox>
-        </w:sdtPr>
-        <w:sdtContent>
-          <w:r>
-            <w:rPr>
-              <w:rFonts w:ascii="MS Gothic" w:eastAsia="MS Gothic" w:hAnsi="MS Gothic" w:hint="eastAsia"/>
-            </w:rPr>
-            <w:t>☐</w:t>
+            <w14:checked w14:val="1"/>
+            <w14:checkedState w14:val="2612" w14:font="MS Gothic"/>
+            <w14:uncheckedState w14:val="2610" w14:font="MS Gothic"/>
+          </w14:checkbox>
+        </w:sdtPr>
+        <w:sdtContent>
+          <w:r>
+            <w:rPr>
+              <w:rFonts w:ascii="MS Gothic" w:eastAsia="MS Gothic" w:hAnsi="MS Gothic" w:hint="eastAsia"/>
+            </w:rPr>
+            <w:t>☒</w:t>
           </w:r>
         </w:sdtContent>
       </w:sdt>
@@ -2280,17 +2256,17 @@
         <w:sdtPr>
           <w:id w:val="-1121846824"/>
           <w14:checkbox>
-            <w14:checked w14:val="0"/>
-            <w14:checkedState w14:val="2612" w14:font="MS Gothic"/>
-            <w14:uncheckedState w14:val="2610" w14:font="MS Gothic"/>
-          </w14:checkbox>
-        </w:sdtPr>
-        <w:sdtContent>
-          <w:r>
-            <w:rPr>
-              <w:rFonts w:ascii="MS Gothic" w:eastAsia="MS Gothic" w:hAnsi="MS Gothic" w:hint="eastAsia"/>
-            </w:rPr>
-            <w:t>☐</w:t>
+            <w14:checked w14:val="1"/>
+            <w14:checkedState w14:val="2612" w14:font="MS Gothic"/>
+            <w14:uncheckedState w14:val="2610" w14:font="MS Gothic"/>
+          </w14:checkbox>
+        </w:sdtPr>
+        <w:sdtContent>
+          <w:r>
+            <w:rPr>
+              <w:rFonts w:ascii="MS Gothic" w:eastAsia="MS Gothic" w:hAnsi="MS Gothic" w:hint="eastAsia"/>
+            </w:rPr>
+            <w:t>☒</w:t>
           </w:r>
         </w:sdtContent>
       </w:sdt>
@@ -2303,17 +2279,17 @@
         <w:sdtPr>
           <w:id w:val="-1652204355"/>
           <w14:checkbox>
-            <w14:checked w14:val="0"/>
-            <w14:checkedState w14:val="2612" w14:font="MS Gothic"/>
-            <w14:uncheckedState w14:val="2610" w14:font="MS Gothic"/>
-          </w14:checkbox>
-        </w:sdtPr>
-        <w:sdtContent>
-          <w:r>
-            <w:rPr>
-              <w:rFonts w:ascii="MS Gothic" w:eastAsia="MS Gothic" w:hAnsi="MS Gothic" w:hint="eastAsia"/>
-            </w:rPr>
-            <w:t>☐</w:t>
+            <w14:checked w14:val="1"/>
+            <w14:checkedState w14:val="2612" w14:font="MS Gothic"/>
+            <w14:uncheckedState w14:val="2610" w14:font="MS Gothic"/>
+          </w14:checkbox>
+        </w:sdtPr>
+        <w:sdtContent>
+          <w:r>
+            <w:rPr>
+              <w:rFonts w:ascii="MS Gothic" w:eastAsia="MS Gothic" w:hAnsi="MS Gothic" w:hint="eastAsia"/>
+            </w:rPr>
+            <w:t>☒</w:t>
           </w:r>
         </w:sdtContent>
       </w:sdt>
